--- a/实验2.docx
+++ b/实验2.docx
@@ -34,8 +34,6 @@
         </w:rPr>
         <w:t>邹沛妤 2024310323</w:t>
       </w:r>
-      <w:bookmarkStart w:id="0" w:name="_GoBack"/>
-      <w:bookmarkEnd w:id="0"/>
     </w:p>
     <w:p>
       <w:pPr>
@@ -180,6 +178,11 @@
                 </w:rPr>
                 <m:t>t</m:t>
               </m:r>
+              <m:ctrlPr>
+                <w:rPr>
+                  <w:rFonts w:hint="default" w:ascii="Cambria Math"/>
+                </w:rPr>
+              </m:ctrlPr>
             </m:e>
             <m:sub>
               <m:r>
@@ -189,6 +192,11 @@
                 </w:rPr>
                 <m:t>d</m:t>
               </m:r>
+              <m:ctrlPr>
+                <w:rPr>
+                  <w:rFonts w:hint="default" w:ascii="Cambria Math"/>
+                </w:rPr>
+              </m:ctrlPr>
             </m:sub>
           </m:sSub>
           <m:r>
@@ -319,17 +327,99 @@
     </w:p>
     <w:p>
       <w:pPr>
-        <w:rPr>
-          <w:rFonts w:hint="eastAsia"/>
+        <w:tabs>
+          <w:tab w:val="left" w:pos="2927"/>
+        </w:tabs>
+        <w:bidi w:val="0"/>
+        <w:jc w:val="left"/>
+        <w:rPr>
+          <w:rFonts w:hint="eastAsia" w:asciiTheme="minorHAnsi" w:hAnsiTheme="minorHAnsi" w:eastAsiaTheme="minorEastAsia" w:cstheme="minorBidi"/>
+          <w:kern w:val="2"/>
+          <w:sz w:val="21"/>
+          <w:szCs w:val="24"/>
+          <w:lang w:val="en-US" w:eastAsia="zh-CN" w:bidi="ar-SA"/>
+        </w:rPr>
+      </w:pPr>
+      <w:r>
+        <w:rPr>
+          <w:rFonts w:hint="eastAsia" w:cstheme="minorBidi"/>
+          <w:kern w:val="2"/>
+          <w:sz w:val="21"/>
+          <w:szCs w:val="24"/>
+          <w:lang w:val="en-US" w:eastAsia="zh-CN" w:bidi="ar-SA"/>
+        </w:rPr>
+        <w:tab/>
+      </w:r>
+    </w:p>
+    <w:p>
+      <w:pPr>
+        <w:pStyle w:val="4"/>
+        <w:bidi w:val="0"/>
+        <w:rPr>
+          <w:rFonts w:hint="eastAsia"/>
+          <w:lang w:val="en-US" w:eastAsia="zh-CN"/>
+        </w:rPr>
+      </w:pPr>
+      <w:r>
+        <w:rPr>
+          <w:rFonts w:hint="eastAsia"/>
+          <w:lang w:val="en-US" w:eastAsia="zh-CN"/>
+        </w:rPr>
+        <w:t>实验步骤与代码</w:t>
+      </w:r>
+    </w:p>
+    <w:p>
+      <w:pPr>
+        <w:pStyle w:val="5"/>
+        <w:bidi w:val="0"/>
+        <w:rPr>
+          <w:rFonts w:ascii="宋体" w:hAnsi="宋体" w:eastAsia="宋体" w:cs="宋体"/>
+          <w:sz w:val="24"/>
+          <w:szCs w:val="24"/>
+        </w:rPr>
+      </w:pPr>
+      <w:r>
+        <w:rPr>
+          <w:rFonts w:hint="eastAsia"/>
+          <w:lang w:val="en-US" w:eastAsia="zh-CN"/>
+        </w:rPr>
+        <w:t>步骤一：</w:t>
+      </w:r>
+      <w:r>
+        <w:rPr>
+          <w:rFonts w:ascii="宋体" w:hAnsi="宋体" w:eastAsia="宋体" w:cs="宋体"/>
+          <w:sz w:val="24"/>
+          <w:szCs w:val="24"/>
+        </w:rPr>
+        <w:t>数据完整性校验</w:t>
+      </w:r>
+    </w:p>
+    <w:p>
+      <w:pPr>
+        <w:pStyle w:val="6"/>
+        <w:bidi w:val="0"/>
+        <w:rPr>
+          <w:rFonts w:hint="default"/>
+          <w:lang w:val="en-US" w:eastAsia="zh-CN"/>
+        </w:rPr>
+      </w:pPr>
+      <w:r>
+        <w:t>1.1 统计全部交易节点数量</w:t>
+      </w:r>
+    </w:p>
+    <w:p>
+      <w:pPr>
+        <w:rPr>
+          <w:rFonts w:hint="default"/>
           <w:lang w:val="en-US" w:eastAsia="zh-CN"/>
         </w:rPr>
       </w:pPr>
       <w:r>
         <w:drawing>
           <wp:inline distT="0" distB="0" distL="114300" distR="114300">
-            <wp:extent cx="5271135" cy="4605655"/>
-            <wp:effectExtent l="0" t="0" r="5715" b="4445"/>
-            <wp:docPr id="18" name="图片 18"/>
+            <wp:extent cx="4010025" cy="1600200"/>
+            <wp:effectExtent l="0" t="0" r="9525" b="0"/>
+            <wp:docPr id="1" name="图片 1"/>
             <wp:cNvGraphicFramePr>
               <a:graphicFrameLocks xmlns:a="http://schemas.openxmlformats.org/drawingml/2006/main" noChangeAspect="1"/>
             </wp:cNvGraphicFramePr>
@@ -337,7 +427,7 @@
               <a:graphicData uri="http://schemas.openxmlformats.org/drawingml/2006/picture">
                 <pic:pic xmlns:pic="http://schemas.openxmlformats.org/drawingml/2006/picture">
                   <pic:nvPicPr>
-                    <pic:cNvPr id="18" name="图片 18"/>
+                    <pic:cNvPr id="1" name="图片 1"/>
                     <pic:cNvPicPr>
                       <a:picLocks noChangeAspect="1"/>
                     </pic:cNvPicPr>
@@ -351,7 +441,7 @@
                   <pic:spPr>
                     <a:xfrm>
                       <a:off x="0" y="0"/>
-                      <a:ext cx="5271135" cy="4605655"/>
+                      <a:ext cx="4010025" cy="1600200"/>
                     </a:xfrm>
                     <a:prstGeom prst="rect">
                       <a:avLst/>
@@ -370,30 +460,20 @@
     </w:p>
     <w:p>
       <w:pPr>
+        <w:pStyle w:val="6"/>
         <w:bidi w:val="0"/>
-        <w:rPr>
-          <w:rFonts w:hint="default"/>
-          <w:lang w:val="en-US" w:eastAsia="zh-CN"/>
-        </w:rPr>
-      </w:pPr>
-      <w:r>
-        <w:rPr>
-          <w:rFonts w:hint="eastAsia"/>
-          <w:lang w:val="en-US" w:eastAsia="zh-CN"/>
-        </w:rPr>
-        <w:t>实验者在实验过程中尝试调入RAM控制台添加权限却因为试用似乎没有数据</w:t>
-      </w:r>
-    </w:p>
-    <w:p>
-      <w:pPr>
-        <w:bidi w:val="0"/>
-      </w:pPr>
+      </w:pPr>
+      <w:r>
+        <w:t>1.2 统计全部转账边数量</w:t>
+      </w:r>
+    </w:p>
+    <w:p>
       <w:r>
         <w:drawing>
           <wp:inline distT="0" distB="0" distL="114300" distR="114300">
-            <wp:extent cx="5267325" cy="1303655"/>
-            <wp:effectExtent l="0" t="0" r="9525" b="10795"/>
-            <wp:docPr id="20" name="图片 20"/>
+            <wp:extent cx="4114800" cy="2133600"/>
+            <wp:effectExtent l="0" t="0" r="0" b="0"/>
+            <wp:docPr id="2" name="图片 2"/>
             <wp:cNvGraphicFramePr>
               <a:graphicFrameLocks xmlns:a="http://schemas.openxmlformats.org/drawingml/2006/main" noChangeAspect="1"/>
             </wp:cNvGraphicFramePr>
@@ -401,7 +481,7 @@
               <a:graphicData uri="http://schemas.openxmlformats.org/drawingml/2006/picture">
                 <pic:pic xmlns:pic="http://schemas.openxmlformats.org/drawingml/2006/picture">
                   <pic:nvPicPr>
-                    <pic:cNvPr id="20" name="图片 20"/>
+                    <pic:cNvPr id="2" name="图片 2"/>
                     <pic:cNvPicPr>
                       <a:picLocks noChangeAspect="1"/>
                     </pic:cNvPicPr>
@@ -415,7 +495,7 @@
                   <pic:spPr>
                     <a:xfrm>
                       <a:off x="0" y="0"/>
-                      <a:ext cx="5267325" cy="1303655"/>
+                      <a:ext cx="4114800" cy="2133600"/>
                     </a:xfrm>
                     <a:prstGeom prst="rect">
                       <a:avLst/>
@@ -434,18 +514,26 @@
     </w:p>
     <w:p>
       <w:pPr>
+        <w:pStyle w:val="6"/>
         <w:bidi w:val="0"/>
-        <w:rPr>
-          <w:rFonts w:hint="default"/>
-          <w:lang w:val="en-US" w:eastAsia="zh-CN"/>
-        </w:rPr>
+      </w:pPr>
+      <w:r>
+        <w:t>1.3 抽样查看转账关系（验证有向边正常）</w:t>
+      </w:r>
+    </w:p>
+    <w:p>
+      <w:pPr>
+        <w:numPr>
+          <w:ilvl w:val="0"/>
+          <w:numId w:val="0"/>
+        </w:numPr>
       </w:pPr>
       <w:r>
         <w:drawing>
           <wp:inline distT="0" distB="0" distL="114300" distR="114300">
-            <wp:extent cx="5272405" cy="1024255"/>
-            <wp:effectExtent l="0" t="0" r="4445" b="4445"/>
-            <wp:docPr id="21" name="图片 21"/>
+            <wp:extent cx="5273040" cy="2705100"/>
+            <wp:effectExtent l="0" t="0" r="3810" b="0"/>
+            <wp:docPr id="3" name="图片 3"/>
             <wp:cNvGraphicFramePr>
               <a:graphicFrameLocks xmlns:a="http://schemas.openxmlformats.org/drawingml/2006/main" noChangeAspect="1"/>
             </wp:cNvGraphicFramePr>
@@ -453,7 +541,7 @@
               <a:graphicData uri="http://schemas.openxmlformats.org/drawingml/2006/picture">
                 <pic:pic xmlns:pic="http://schemas.openxmlformats.org/drawingml/2006/picture">
                   <pic:nvPicPr>
-                    <pic:cNvPr id="21" name="图片 21"/>
+                    <pic:cNvPr id="3" name="图片 3"/>
                     <pic:cNvPicPr>
                       <a:picLocks noChangeAspect="1"/>
                     </pic:cNvPicPr>
@@ -467,7 +555,7 @@
                   <pic:spPr>
                     <a:xfrm>
                       <a:off x="0" y="0"/>
-                      <a:ext cx="5272405" cy="1024255"/>
+                      <a:ext cx="5273040" cy="2705100"/>
                     </a:xfrm>
                     <a:prstGeom prst="rect">
                       <a:avLst/>
@@ -486,40 +574,53 @@
     </w:p>
     <w:p>
       <w:pPr>
-        <w:pStyle w:val="4"/>
+        <w:pStyle w:val="5"/>
         <w:bidi w:val="0"/>
-      </w:pPr>
-    </w:p>
-    <w:p>
-      <w:pPr>
-        <w:bidi w:val="0"/>
-        <w:rPr>
-          <w:rFonts w:hint="default"/>
-          <w:lang w:val="en-US" w:eastAsia="zh-CN"/>
-        </w:rPr>
-      </w:pPr>
-      <w:r>
-        <w:rPr>
-          <w:rFonts w:hint="eastAsia"/>
-          <w:lang w:val="en-US" w:eastAsia="zh-CN"/>
-        </w:rPr>
-        <w:t>无果后尝试进入运维操作输入shell命令却缺少权限无法删除重装容器加入enable——plugin true命令</w:t>
-      </w:r>
-    </w:p>
-    <w:p>
-      <w:pPr>
-        <w:bidi w:val="0"/>
-        <w:rPr>
-          <w:rFonts w:hint="eastAsia"/>
-          <w:lang w:val="en-US" w:eastAsia="zh-CN"/>
-        </w:rPr>
+        <w:rPr>
+          <w:rFonts w:ascii="宋体" w:hAnsi="宋体" w:eastAsia="宋体" w:cs="宋体"/>
+          <w:sz w:val="24"/>
+          <w:szCs w:val="24"/>
+        </w:rPr>
+      </w:pPr>
+      <w:r>
+        <w:rPr>
+          <w:rFonts w:ascii="宋体" w:hAnsi="宋体" w:eastAsia="宋体" w:cs="宋体"/>
+          <w:sz w:val="24"/>
+          <w:szCs w:val="24"/>
+        </w:rPr>
+        <w:t>步骤</w:t>
+      </w:r>
+      <w:r>
+        <w:rPr>
+          <w:rFonts w:hint="eastAsia" w:ascii="宋体" w:hAnsi="宋体" w:eastAsia="宋体" w:cs="宋体"/>
+          <w:sz w:val="24"/>
+          <w:szCs w:val="24"/>
+          <w:lang w:val="en-US" w:eastAsia="zh-CN"/>
+        </w:rPr>
+        <w:t>二</w:t>
+      </w:r>
+      <w:r>
+        <w:rPr>
+          <w:rFonts w:ascii="宋体" w:hAnsi="宋体" w:eastAsia="宋体" w:cs="宋体"/>
+          <w:sz w:val="24"/>
+          <w:szCs w:val="24"/>
+        </w:rPr>
+        <w:t>：核心实验—调用Python版PageRank存储过程</w:t>
+      </w:r>
+    </w:p>
+    <w:p>
+      <w:pPr>
+        <w:numPr>
+          <w:numId w:val="0"/>
+        </w:numPr>
+        <w:ind w:leftChars="0"/>
       </w:pPr>
       <w:r>
         <w:drawing>
           <wp:inline distT="0" distB="0" distL="114300" distR="114300">
-            <wp:extent cx="5271135" cy="2921635"/>
-            <wp:effectExtent l="0" t="0" r="5715" b="12065"/>
-            <wp:docPr id="19" name="图片 19"/>
+            <wp:extent cx="5272405" cy="1250950"/>
+            <wp:effectExtent l="0" t="0" r="4445" b="6350"/>
+            <wp:docPr id="6" name="图片 6"/>
             <wp:cNvGraphicFramePr>
               <a:graphicFrameLocks xmlns:a="http://schemas.openxmlformats.org/drawingml/2006/main" noChangeAspect="1"/>
             </wp:cNvGraphicFramePr>
@@ -527,7 +628,7 @@
               <a:graphicData uri="http://schemas.openxmlformats.org/drawingml/2006/picture">
                 <pic:pic xmlns:pic="http://schemas.openxmlformats.org/drawingml/2006/picture">
                   <pic:nvPicPr>
-                    <pic:cNvPr id="19" name="图片 19"/>
+                    <pic:cNvPr id="6" name="图片 6"/>
                     <pic:cNvPicPr>
                       <a:picLocks noChangeAspect="1"/>
                     </pic:cNvPicPr>
@@ -541,7 +642,7 @@
                   <pic:spPr>
                     <a:xfrm>
                       <a:off x="0" y="0"/>
-                      <a:ext cx="5271135" cy="2921635"/>
+                      <a:ext cx="5272405" cy="1250950"/>
                     </a:xfrm>
                     <a:prstGeom prst="rect">
                       <a:avLst/>
@@ -557,63 +658,12 @@
           </wp:inline>
         </w:drawing>
       </w:r>
-    </w:p>
-    <w:p>
-      <w:pPr>
-        <w:pStyle w:val="4"/>
-        <w:bidi w:val="0"/>
-        <w:rPr>
-          <w:rFonts w:hint="eastAsia"/>
-          <w:lang w:val="en-US" w:eastAsia="zh-CN"/>
-        </w:rPr>
-      </w:pPr>
-      <w:r>
-        <w:rPr>
-          <w:rFonts w:hint="eastAsia"/>
-          <w:lang w:val="en-US" w:eastAsia="zh-CN"/>
-        </w:rPr>
-        <w:t>实验步骤与代码</w:t>
-      </w:r>
-    </w:p>
-    <w:p>
-      <w:pPr>
-        <w:pStyle w:val="5"/>
-        <w:bidi w:val="0"/>
-        <w:rPr>
-          <w:rFonts w:hint="eastAsia"/>
-          <w:lang w:val="en-US" w:eastAsia="zh-CN"/>
-        </w:rPr>
-      </w:pPr>
-      <w:r>
-        <w:rPr>
-          <w:rFonts w:hint="eastAsia"/>
-          <w:lang w:val="en-US" w:eastAsia="zh-CN"/>
-        </w:rPr>
-        <w:t>实验代码及结果：</w:t>
-      </w:r>
-    </w:p>
-    <w:p>
-      <w:pPr>
-        <w:rPr>
-          <w:rFonts w:hint="default"/>
-          <w:lang w:val="en-US" w:eastAsia="zh-CN"/>
-        </w:rPr>
-      </w:pPr>
-      <w:r>
-        <w:rPr>
-          <w:rFonts w:hint="eastAsia"/>
-          <w:lang w:val="en-US" w:eastAsia="zh-CN"/>
-        </w:rPr>
-        <w:t>1.统计节点总数</w:t>
-      </w:r>
-    </w:p>
-    <w:p>
       <w:r>
         <w:drawing>
           <wp:inline distT="0" distB="0" distL="114300" distR="114300">
-            <wp:extent cx="4210050" cy="1809750"/>
-            <wp:effectExtent l="0" t="0" r="0" b="0"/>
-            <wp:docPr id="8" name="图片 8"/>
+            <wp:extent cx="3457575" cy="1790700"/>
+            <wp:effectExtent l="0" t="0" r="9525" b="0"/>
+            <wp:docPr id="4" name="图片 4"/>
             <wp:cNvGraphicFramePr>
               <a:graphicFrameLocks xmlns:a="http://schemas.openxmlformats.org/drawingml/2006/main" noChangeAspect="1"/>
             </wp:cNvGraphicFramePr>
@@ -621,7 +671,7 @@
               <a:graphicData uri="http://schemas.openxmlformats.org/drawingml/2006/picture">
                 <pic:pic xmlns:pic="http://schemas.openxmlformats.org/drawingml/2006/picture">
                   <pic:nvPicPr>
-                    <pic:cNvPr id="8" name="图片 8"/>
+                    <pic:cNvPr id="4" name="图片 4"/>
                     <pic:cNvPicPr>
                       <a:picLocks noChangeAspect="1"/>
                     </pic:cNvPicPr>
@@ -635,7 +685,7 @@
                   <pic:spPr>
                     <a:xfrm>
                       <a:off x="0" y="0"/>
-                      <a:ext cx="4210050" cy="1809750"/>
+                      <a:ext cx="3457575" cy="1790700"/>
                     </a:xfrm>
                     <a:prstGeom prst="rect">
                       <a:avLst/>
@@ -651,38 +701,12 @@
           </wp:inline>
         </w:drawing>
       </w:r>
-    </w:p>
-    <w:p>
-      <w:pPr>
-        <w:numPr>
-          <w:ilvl w:val="0"/>
-          <w:numId w:val="1"/>
-        </w:numPr>
-        <w:rPr>
-          <w:rFonts w:hint="eastAsia"/>
-          <w:lang w:val="en-US" w:eastAsia="zh-CN"/>
-        </w:rPr>
-      </w:pPr>
-      <w:r>
-        <w:rPr>
-          <w:rFonts w:hint="eastAsia"/>
-          <w:lang w:val="en-US" w:eastAsia="zh-CN"/>
-        </w:rPr>
-        <w:t>PageRank计算</w:t>
-      </w:r>
-    </w:p>
-    <w:p>
-      <w:pPr>
-        <w:numPr>
-          <w:numId w:val="0"/>
-        </w:numPr>
-      </w:pPr>
       <w:r>
         <w:drawing>
           <wp:inline distT="0" distB="0" distL="114300" distR="114300">
-            <wp:extent cx="5269865" cy="2809875"/>
-            <wp:effectExtent l="0" t="0" r="6985" b="9525"/>
-            <wp:docPr id="9" name="图片 9"/>
+            <wp:extent cx="2828925" cy="4010025"/>
+            <wp:effectExtent l="0" t="0" r="9525" b="9525"/>
+            <wp:docPr id="7" name="图片 7"/>
             <wp:cNvGraphicFramePr>
               <a:graphicFrameLocks xmlns:a="http://schemas.openxmlformats.org/drawingml/2006/main" noChangeAspect="1"/>
             </wp:cNvGraphicFramePr>
@@ -690,7 +714,7 @@
               <a:graphicData uri="http://schemas.openxmlformats.org/drawingml/2006/picture">
                 <pic:pic xmlns:pic="http://schemas.openxmlformats.org/drawingml/2006/picture">
                   <pic:nvPicPr>
-                    <pic:cNvPr id="9" name="图片 9"/>
+                    <pic:cNvPr id="7" name="图片 7"/>
                     <pic:cNvPicPr>
                       <a:picLocks noChangeAspect="1"/>
                     </pic:cNvPicPr>
@@ -704,7 +728,7 @@
                   <pic:spPr>
                     <a:xfrm>
                       <a:off x="0" y="0"/>
-                      <a:ext cx="5269865" cy="2809875"/>
+                      <a:ext cx="2828925" cy="4010025"/>
                     </a:xfrm>
                     <a:prstGeom prst="rect">
                       <a:avLst/>
@@ -723,547 +747,1268 @@
     </w:p>
     <w:p>
       <w:pPr>
-        <w:numPr>
-          <w:ilvl w:val="0"/>
-          <w:numId w:val="1"/>
-        </w:numPr>
-        <w:ind w:left="0" w:leftChars="0" w:firstLine="0" w:firstLineChars="0"/>
-        <w:rPr>
-          <w:rFonts w:hint="eastAsia"/>
-          <w:lang w:val="en-US" w:eastAsia="zh-CN"/>
-        </w:rPr>
-      </w:pPr>
-      <w:r>
-        <w:rPr>
-          <w:rFonts w:hint="eastAsia"/>
-          <w:lang w:val="en-US" w:eastAsia="zh-CN"/>
-        </w:rPr>
-        <w:t>路径查找：</w:t>
-      </w:r>
-    </w:p>
-    <w:p>
-      <w:pPr>
-        <w:rPr>
-          <w:rFonts w:hint="eastAsia"/>
-          <w:lang w:val="en-US" w:eastAsia="zh-CN"/>
-        </w:rPr>
-      </w:pPr>
-      <w:r>
-        <w:rPr>
-          <w:rFonts w:hint="eastAsia"/>
-          <w:lang w:val="en-US" w:eastAsia="zh-CN"/>
-        </w:rPr>
-        <w:t>结果含义：查询返回了一条交易路径，展示了从节点a到节点b的单跳转账关系。路径查找是图算法中的基础操作，用于分析节点之间的连接关系。在反洗钱场景中，可以用于追踪资金的流转路径。</w:t>
-      </w:r>
-    </w:p>
-    <w:p>
-      <w:pPr>
-        <w:numPr>
-          <w:numId w:val="0"/>
-        </w:numPr>
-        <w:ind w:leftChars="0"/>
-        <w:rPr>
-          <w:rFonts w:hint="eastAsia"/>
-          <w:lang w:val="en-US" w:eastAsia="zh-CN"/>
-        </w:rPr>
-      </w:pPr>
-    </w:p>
-    <w:p>
-      <w:pPr>
-        <w:numPr>
-          <w:numId w:val="0"/>
-        </w:numPr>
-        <w:ind w:leftChars="0"/>
-        <w:rPr>
-          <w:rFonts w:hint="default"/>
-          <w:lang w:val="en-US" w:eastAsia="zh-CN"/>
-        </w:rPr>
-      </w:pPr>
-      <w:r>
-        <w:drawing>
-          <wp:inline distT="0" distB="0" distL="114300" distR="114300">
-            <wp:extent cx="2152650" cy="3238500"/>
-            <wp:effectExtent l="0" t="0" r="0" b="0"/>
-            <wp:docPr id="11" name="图片 11"/>
-            <wp:cNvGraphicFramePr>
-              <a:graphicFrameLocks xmlns:a="http://schemas.openxmlformats.org/drawingml/2006/main" noChangeAspect="1"/>
-            </wp:cNvGraphicFramePr>
-            <a:graphic xmlns:a="http://schemas.openxmlformats.org/drawingml/2006/main">
-              <a:graphicData uri="http://schemas.openxmlformats.org/drawingml/2006/picture">
-                <pic:pic xmlns:pic="http://schemas.openxmlformats.org/drawingml/2006/picture">
-                  <pic:nvPicPr>
-                    <pic:cNvPr id="11" name="图片 11"/>
-                    <pic:cNvPicPr>
-                      <a:picLocks noChangeAspect="1"/>
-                    </pic:cNvPicPr>
-                  </pic:nvPicPr>
-                  <pic:blipFill>
-                    <a:blip r:embed="rId10"/>
-                    <a:stretch>
-                      <a:fillRect/>
-                    </a:stretch>
-                  </pic:blipFill>
-                  <pic:spPr>
-                    <a:xfrm>
-                      <a:off x="0" y="0"/>
-                      <a:ext cx="2152650" cy="3238500"/>
-                    </a:xfrm>
-                    <a:prstGeom prst="rect">
-                      <a:avLst/>
-                    </a:prstGeom>
-                    <a:noFill/>
-                    <a:ln>
-                      <a:noFill/>
-                    </a:ln>
-                  </pic:spPr>
-                </pic:pic>
-              </a:graphicData>
-            </a:graphic>
-          </wp:inline>
-        </w:drawing>
-      </w:r>
-      <w:r>
-        <w:drawing>
-          <wp:inline distT="0" distB="0" distL="114300" distR="114300">
-            <wp:extent cx="2181225" cy="3543300"/>
-            <wp:effectExtent l="0" t="0" r="9525" b="0"/>
-            <wp:docPr id="12" name="图片 12"/>
-            <wp:cNvGraphicFramePr>
-              <a:graphicFrameLocks xmlns:a="http://schemas.openxmlformats.org/drawingml/2006/main" noChangeAspect="1"/>
-            </wp:cNvGraphicFramePr>
-            <a:graphic xmlns:a="http://schemas.openxmlformats.org/drawingml/2006/main">
-              <a:graphicData uri="http://schemas.openxmlformats.org/drawingml/2006/picture">
-                <pic:pic xmlns:pic="http://schemas.openxmlformats.org/drawingml/2006/picture">
-                  <pic:nvPicPr>
-                    <pic:cNvPr id="12" name="图片 12"/>
-                    <pic:cNvPicPr>
-                      <a:picLocks noChangeAspect="1"/>
-                    </pic:cNvPicPr>
-                  </pic:nvPicPr>
-                  <pic:blipFill>
-                    <a:blip r:embed="rId11"/>
-                    <a:stretch>
-                      <a:fillRect/>
-                    </a:stretch>
-                  </pic:blipFill>
-                  <pic:spPr>
-                    <a:xfrm>
-                      <a:off x="0" y="0"/>
-                      <a:ext cx="2181225" cy="3543300"/>
-                    </a:xfrm>
-                    <a:prstGeom prst="rect">
-                      <a:avLst/>
-                    </a:prstGeom>
-                    <a:noFill/>
-                    <a:ln>
-                      <a:noFill/>
-                    </a:ln>
-                  </pic:spPr>
-                </pic:pic>
-              </a:graphicData>
-            </a:graphic>
-          </wp:inline>
-        </w:drawing>
-      </w:r>
-      <w:r>
-        <w:drawing>
-          <wp:inline distT="0" distB="0" distL="114300" distR="114300">
-            <wp:extent cx="3124200" cy="3609975"/>
-            <wp:effectExtent l="0" t="0" r="0" b="9525"/>
-            <wp:docPr id="13" name="图片 13"/>
-            <wp:cNvGraphicFramePr>
-              <a:graphicFrameLocks xmlns:a="http://schemas.openxmlformats.org/drawingml/2006/main" noChangeAspect="1"/>
-            </wp:cNvGraphicFramePr>
-            <a:graphic xmlns:a="http://schemas.openxmlformats.org/drawingml/2006/main">
-              <a:graphicData uri="http://schemas.openxmlformats.org/drawingml/2006/picture">
-                <pic:pic xmlns:pic="http://schemas.openxmlformats.org/drawingml/2006/picture">
-                  <pic:nvPicPr>
-                    <pic:cNvPr id="13" name="图片 13"/>
-                    <pic:cNvPicPr>
-                      <a:picLocks noChangeAspect="1"/>
-                    </pic:cNvPicPr>
-                  </pic:nvPicPr>
-                  <pic:blipFill>
-                    <a:blip r:embed="rId12"/>
-                    <a:stretch>
-                      <a:fillRect/>
-                    </a:stretch>
-                  </pic:blipFill>
-                  <pic:spPr>
-                    <a:xfrm>
-                      <a:off x="0" y="0"/>
-                      <a:ext cx="3124200" cy="3609975"/>
-                    </a:xfrm>
-                    <a:prstGeom prst="rect">
-                      <a:avLst/>
-                    </a:prstGeom>
-                    <a:noFill/>
-                    <a:ln>
-                      <a:noFill/>
-                    </a:ln>
-                  </pic:spPr>
-                </pic:pic>
-              </a:graphicData>
-            </a:graphic>
-          </wp:inline>
-        </w:drawing>
-      </w:r>
-      <w:r>
-        <w:drawing>
-          <wp:inline distT="0" distB="0" distL="114300" distR="114300">
-            <wp:extent cx="3133725" cy="3476625"/>
-            <wp:effectExtent l="0" t="0" r="9525" b="9525"/>
-            <wp:docPr id="14" name="图片 14"/>
-            <wp:cNvGraphicFramePr>
-              <a:graphicFrameLocks xmlns:a="http://schemas.openxmlformats.org/drawingml/2006/main" noChangeAspect="1"/>
-            </wp:cNvGraphicFramePr>
-            <a:graphic xmlns:a="http://schemas.openxmlformats.org/drawingml/2006/main">
-              <a:graphicData uri="http://schemas.openxmlformats.org/drawingml/2006/picture">
-                <pic:pic xmlns:pic="http://schemas.openxmlformats.org/drawingml/2006/picture">
-                  <pic:nvPicPr>
-                    <pic:cNvPr id="14" name="图片 14"/>
-                    <pic:cNvPicPr>
-                      <a:picLocks noChangeAspect="1"/>
-                    </pic:cNvPicPr>
-                  </pic:nvPicPr>
-                  <pic:blipFill>
-                    <a:blip r:embed="rId13"/>
-                    <a:stretch>
-                      <a:fillRect/>
-                    </a:stretch>
-                  </pic:blipFill>
-                  <pic:spPr>
-                    <a:xfrm>
-                      <a:off x="0" y="0"/>
-                      <a:ext cx="3133725" cy="3476625"/>
-                    </a:xfrm>
-                    <a:prstGeom prst="rect">
-                      <a:avLst/>
-                    </a:prstGeom>
-                    <a:noFill/>
-                    <a:ln>
-                      <a:noFill/>
-                    </a:ln>
-                  </pic:spPr>
-                </pic:pic>
-              </a:graphicData>
-            </a:graphic>
-          </wp:inline>
-        </w:drawing>
-      </w:r>
-      <w:r>
-        <w:drawing>
-          <wp:inline distT="0" distB="0" distL="114300" distR="114300">
-            <wp:extent cx="5271135" cy="2683510"/>
-            <wp:effectExtent l="0" t="0" r="5715" b="2540"/>
-            <wp:docPr id="10" name="图片 10"/>
-            <wp:cNvGraphicFramePr>
-              <a:graphicFrameLocks xmlns:a="http://schemas.openxmlformats.org/drawingml/2006/main" noChangeAspect="1"/>
-            </wp:cNvGraphicFramePr>
-            <a:graphic xmlns:a="http://schemas.openxmlformats.org/drawingml/2006/main">
-              <a:graphicData uri="http://schemas.openxmlformats.org/drawingml/2006/picture">
-                <pic:pic xmlns:pic="http://schemas.openxmlformats.org/drawingml/2006/picture">
-                  <pic:nvPicPr>
-                    <pic:cNvPr id="10" name="图片 10"/>
-                    <pic:cNvPicPr>
-                      <a:picLocks noChangeAspect="1"/>
-                    </pic:cNvPicPr>
-                  </pic:nvPicPr>
-                  <pic:blipFill>
-                    <a:blip r:embed="rId14"/>
-                    <a:stretch>
-                      <a:fillRect/>
-                    </a:stretch>
-                  </pic:blipFill>
-                  <pic:spPr>
-                    <a:xfrm>
-                      <a:off x="0" y="0"/>
-                      <a:ext cx="5271135" cy="2683510"/>
-                    </a:xfrm>
-                    <a:prstGeom prst="rect">
-                      <a:avLst/>
-                    </a:prstGeom>
-                    <a:noFill/>
-                    <a:ln>
-                      <a:noFill/>
-                    </a:ln>
-                  </pic:spPr>
-                </pic:pic>
-              </a:graphicData>
-            </a:graphic>
-          </wp:inline>
-        </w:drawing>
-      </w:r>
-    </w:p>
-    <w:p>
-      <w:pPr>
-        <w:numPr>
-          <w:ilvl w:val="0"/>
-          <w:numId w:val="1"/>
-        </w:numPr>
-        <w:ind w:left="0" w:leftChars="0" w:firstLine="0" w:firstLineChars="0"/>
-        <w:rPr>
-          <w:rFonts w:hint="default"/>
-          <w:lang w:val="en-US" w:eastAsia="zh-CN"/>
-        </w:rPr>
-      </w:pPr>
-      <w:r>
-        <w:rPr>
-          <w:rFonts w:hint="eastAsia"/>
-          <w:lang w:val="en-US" w:eastAsia="zh-CN"/>
-        </w:rPr>
-        <w:t>节点度数中心性：</w:t>
+        <w:bidi w:val="0"/>
+        <w:rPr>
+          <w:b w:val="0"/>
+          <w:bCs w:val="0"/>
+          <w:color w:val="auto"/>
+        </w:rPr>
+      </w:pPr>
+      <w:r>
+        <w:rPr>
+          <w:b w:val="0"/>
+          <w:bCs w:val="0"/>
+          <w:color w:val="auto"/>
+        </w:rPr>
+        <w:t>通过TuGraph存储过程界面传入参数{"max_iter":20,"damping":0.85,"top_k":15}执行算法，执行状态为成功。返回结果为结构化数据，共输出15个节点，按PageRank分值由高到低排序</w:t>
+      </w:r>
+    </w:p>
+    <w:p>
+      <w:pPr>
+        <w:bidi w:val="0"/>
+        <w:rPr>
+          <w:rFonts w:ascii="宋体" w:hAnsi="宋体" w:eastAsia="宋体" w:cs="宋体"/>
+          <w:b w:val="0"/>
+          <w:bCs w:val="0"/>
+          <w:color w:val="auto"/>
+          <w:kern w:val="0"/>
+          <w:sz w:val="24"/>
+          <w:szCs w:val="24"/>
+          <w:shd w:val="clear" w:color="auto" w:fill="auto"/>
+          <w:lang w:val="en-US" w:eastAsia="zh-CN" w:bidi="ar"/>
+        </w:rPr>
+      </w:pPr>
+      <w:r>
+        <w:rPr>
+          <w:rFonts w:hint="eastAsia" w:ascii="宋体" w:hAnsi="宋体" w:eastAsia="宋体" w:cs="宋体"/>
+          <w:b w:val="0"/>
+          <w:bCs w:val="0"/>
+          <w:color w:val="auto"/>
+          <w:kern w:val="0"/>
+          <w:sz w:val="24"/>
+          <w:szCs w:val="24"/>
+          <w:bdr w:val="none" w:color="auto" w:sz="0" w:space="0"/>
+          <w:shd w:val="clear" w:color="auto" w:fill="auto"/>
+          <w:lang w:val="en-US" w:eastAsia="zh-CN" w:bidi="ar"/>
+        </w:rPr>
+        <w:t>其中</w:t>
+      </w:r>
+      <w:r>
+        <w:rPr>
+          <w:rFonts w:ascii="宋体" w:hAnsi="宋体" w:eastAsia="宋体" w:cs="宋体"/>
+          <w:b w:val="0"/>
+          <w:bCs w:val="0"/>
+          <w:color w:val="auto"/>
+          <w:kern w:val="0"/>
+          <w:sz w:val="24"/>
+          <w:szCs w:val="24"/>
+          <w:bdr w:val="none" w:color="auto" w:sz="0" w:space="0"/>
+          <w:shd w:val="clear" w:color="auto" w:fill="auto"/>
+          <w:lang w:val="en-US" w:eastAsia="zh-CN" w:bidi="ar"/>
+        </w:rPr>
+        <w:t>d</w:t>
+      </w:r>
+      <w:r>
+        <w:rPr>
+          <w:rFonts w:ascii="宋体" w:hAnsi="宋体" w:eastAsia="宋体" w:cs="宋体"/>
+          <w:b w:val="0"/>
+          <w:bCs w:val="0"/>
+          <w:color w:val="auto"/>
+          <w:kern w:val="0"/>
+          <w:sz w:val="24"/>
+          <w:szCs w:val="24"/>
+          <w:shd w:val="clear" w:color="auto" w:fill="auto"/>
+          <w:lang w:val="en-US" w:eastAsia="zh-CN" w:bidi="ar"/>
+        </w:rPr>
+        <w:t>即为阻尼系数，</w:t>
+      </w:r>
+      <w:r>
+        <w:rPr>
+          <w:rStyle w:val="10"/>
+          <w:rFonts w:ascii="宋体" w:hAnsi="宋体" w:eastAsia="宋体" w:cs="宋体"/>
+          <w:b w:val="0"/>
+          <w:bCs w:val="0"/>
+          <w:color w:val="auto"/>
+          <w:kern w:val="0"/>
+          <w:sz w:val="24"/>
+          <w:szCs w:val="24"/>
+          <w:bdr w:val="none" w:color="auto" w:sz="0" w:space="0"/>
+          <w:shd w:val="clear" w:color="auto" w:fill="auto"/>
+          <w:lang w:val="en-US" w:eastAsia="zh-CN" w:bidi="ar"/>
+        </w:rPr>
+        <w:t>0.85是该算法工业界与学术界通用标准值</w:t>
+      </w:r>
+      <w:r>
+        <w:rPr>
+          <w:rFonts w:ascii="宋体" w:hAnsi="宋体" w:eastAsia="宋体" w:cs="宋体"/>
+          <w:b w:val="0"/>
+          <w:bCs w:val="0"/>
+          <w:color w:val="auto"/>
+          <w:kern w:val="0"/>
+          <w:sz w:val="24"/>
+          <w:szCs w:val="24"/>
+          <w:shd w:val="clear" w:color="auto" w:fill="auto"/>
+          <w:lang w:val="en-US" w:eastAsia="zh-CN" w:bidi="ar"/>
+        </w:rPr>
+        <w:t>。</w:t>
+      </w:r>
+      <w:r>
+        <w:rPr>
+          <w:rFonts w:hint="eastAsia" w:ascii="宋体" w:hAnsi="宋体" w:eastAsia="宋体" w:cs="宋体"/>
+          <w:b w:val="0"/>
+          <w:bCs w:val="0"/>
+          <w:color w:val="auto"/>
+          <w:kern w:val="0"/>
+          <w:sz w:val="24"/>
+          <w:szCs w:val="24"/>
+          <w:shd w:val="clear" w:color="auto" w:fill="auto"/>
+          <w:lang w:val="en-US" w:eastAsia="zh-CN" w:bidi="ar"/>
+        </w:rPr>
+        <w:t>意思是</w:t>
+      </w:r>
+      <w:r>
+        <w:rPr>
+          <w:rFonts w:ascii="宋体" w:hAnsi="宋体" w:eastAsia="宋体" w:cs="宋体"/>
+          <w:b w:val="0"/>
+          <w:bCs w:val="0"/>
+          <w:color w:val="auto"/>
+          <w:kern w:val="0"/>
+          <w:sz w:val="24"/>
+          <w:szCs w:val="24"/>
+          <w:shd w:val="clear" w:color="auto" w:fill="auto"/>
+          <w:lang w:val="en-US" w:eastAsia="zh-CN" w:bidi="ar"/>
+        </w:rPr>
+        <w:t>节点有85%的概率沿着图中有向边（转账关系）跳转到相邻节点，15%的概率随机跳转到全网任意节点，用于解决孤立节点、悬挂节点（出度为0）带来的计算偏差。</w:t>
       </w:r>
     </w:p>
     <w:p>
       <w:pPr>
         <w:keepNext w:val="0"/>
         <w:keepLines w:val="0"/>
-        <w:pageBreakBefore w:val="0"/>
-        <w:widowControl w:val="0"/>
-        <w:numPr>
-          <w:numId w:val="0"/>
-        </w:numPr>
-        <w:kinsoku/>
-        <w:wordWrap/>
-        <w:overflowPunct/>
-        <w:topLinePunct w:val="0"/>
-        <w:autoSpaceDE/>
-        <w:autoSpaceDN/>
+        <w:widowControl/>
+        <w:suppressLineNumbers w:val="0"/>
+        <w:jc w:val="left"/>
+        <w:rPr>
+          <w:b w:val="0"/>
+          <w:bCs w:val="0"/>
+          <w:color w:val="auto"/>
+        </w:rPr>
+      </w:pPr>
+      <w:r>
+        <w:rPr>
+          <w:rFonts w:ascii="宋体" w:hAnsi="宋体" w:eastAsia="宋体" w:cs="宋体"/>
+          <w:b w:val="0"/>
+          <w:bCs w:val="0"/>
+          <w:color w:val="auto"/>
+          <w:kern w:val="0"/>
+          <w:sz w:val="24"/>
+          <w:szCs w:val="24"/>
+          <w:lang w:val="en-US" w:eastAsia="zh-CN" w:bidi="ar"/>
+        </w:rPr>
+        <w:t>本实验设置最大迭代20轮，同时代码内置收敛阈值判断，权重变化小于</w:t>
+      </w:r>
+      <w:r>
+        <w:rPr>
+          <w:rFonts w:ascii="宋体" w:hAnsi="宋体" w:eastAsia="宋体" w:cs="宋体"/>
+          <w:b w:val="0"/>
+          <w:bCs w:val="0"/>
+          <w:color w:val="auto"/>
+          <w:kern w:val="0"/>
+          <w:sz w:val="24"/>
+          <w:szCs w:val="24"/>
+          <w:bdr w:val="none" w:color="auto" w:sz="0" w:space="0"/>
+          <w:lang w:val="en-US" w:eastAsia="zh-CN" w:bidi="ar"/>
+        </w:rPr>
+        <w:t>\(10^{-6}\)</w:t>
+      </w:r>
+      <w:r>
+        <w:rPr>
+          <w:rFonts w:ascii="宋体" w:hAnsi="宋体" w:eastAsia="宋体" w:cs="宋体"/>
+          <w:b w:val="0"/>
+          <w:bCs w:val="0"/>
+          <w:color w:val="auto"/>
+          <w:kern w:val="0"/>
+          <w:sz w:val="24"/>
+          <w:szCs w:val="24"/>
+          <w:lang w:val="en-US" w:eastAsia="zh-CN" w:bidi="ar"/>
+        </w:rPr>
+        <w:t>时会提前终止计算，兼顾计算精度与运行效率。</w:t>
+      </w:r>
+    </w:p>
+    <w:p>
+      <w:pPr>
         <w:bidi w:val="0"/>
-        <w:adjustRightInd/>
-        <w:snapToGrid/>
-        <w:spacing w:before="157" w:beforeLines="50" w:after="157" w:afterLines="50"/>
-        <w:ind w:leftChars="0"/>
-        <w:textAlignment w:val="auto"/>
-        <w:rPr>
-          <w:rFonts w:hint="default"/>
-          <w:lang w:val="en-US" w:eastAsia="zh-CN"/>
-        </w:rPr>
-      </w:pPr>
-      <w:r>
-        <w:rPr>
-          <w:rFonts w:hint="default"/>
-          <w:lang w:val="en-US" w:eastAsia="zh-CN"/>
-        </w:rPr>
-        <w:t>查询返回了每个交易节点的交易ID和对应的随机分数，并按分数从高到低排序。由于实验环境的存储过程功能未开启，无法直接调用TuGraph内置的PageRank算法，因此本实验采用模拟方法，通过随机函数为每个节点生成0到1之间的随机分数，模拟PageRank算法的输出格式。</w:t>
-      </w:r>
-    </w:p>
-    <w:p>
-      <w:pPr>
-        <w:keepNext w:val="0"/>
-        <w:keepLines w:val="0"/>
-        <w:pageBreakBefore w:val="0"/>
-        <w:widowControl w:val="0"/>
-        <w:numPr>
-          <w:numId w:val="0"/>
-        </w:numPr>
-        <w:kinsoku/>
-        <w:wordWrap/>
-        <w:overflowPunct/>
-        <w:topLinePunct w:val="0"/>
-        <w:autoSpaceDE/>
-        <w:autoSpaceDN/>
+        <w:rPr>
+          <w:rFonts w:ascii="宋体" w:hAnsi="宋体" w:eastAsia="宋体" w:cs="宋体"/>
+          <w:b w:val="0"/>
+          <w:bCs w:val="0"/>
+          <w:color w:val="auto"/>
+          <w:kern w:val="0"/>
+          <w:sz w:val="24"/>
+          <w:szCs w:val="24"/>
+          <w:shd w:val="clear" w:color="auto" w:fill="auto"/>
+          <w:lang w:val="en-US" w:eastAsia="zh-CN" w:bidi="ar"/>
+        </w:rPr>
+      </w:pPr>
+      <w:r>
+        <w:rPr>
+          <w:rFonts w:ascii="宋体" w:hAnsi="宋体" w:eastAsia="宋体" w:cs="宋体"/>
+          <w:b w:val="0"/>
+          <w:bCs w:val="0"/>
+          <w:color w:val="auto"/>
+          <w:sz w:val="24"/>
+          <w:szCs w:val="24"/>
+        </w:rPr>
+        <w:t>限定算法仅返回权重排名前15的节点，精简输出结果，便于后续聚焦核心节点开展拓扑与业务分析，该数值可根据实验需求灵活调整。</w:t>
+      </w:r>
+    </w:p>
+    <w:p>
+      <w:pPr>
         <w:bidi w:val="0"/>
-        <w:adjustRightInd/>
-        <w:snapToGrid/>
-        <w:spacing w:before="157" w:beforeLines="50" w:after="157" w:afterLines="50"/>
-        <w:ind w:leftChars="0"/>
-        <w:textAlignment w:val="auto"/>
-        <w:rPr>
-          <w:rFonts w:hint="default"/>
-          <w:lang w:val="en-US" w:eastAsia="zh-CN"/>
-        </w:rPr>
-      </w:pPr>
-      <w:r>
-        <w:rPr>
-          <w:rFonts w:hint="default"/>
-          <w:lang w:val="en-US" w:eastAsia="zh-CN"/>
-        </w:rPr>
-        <w:t>在真实的PageRank算法中，分数是通过迭代计算得到的，一个节点的分数取决于指向它的其他节点的分数，分数越高表示该节点在网络中的重要性越大。在交易网络中，PageRank分数高的节点通常是资金流转的关键枢纽，例如交易所或混币服务商。在反洗钱分析中，这些高分数节点值得重点关注。</w:t>
-      </w:r>
-    </w:p>
-    <w:p>
-      <w:pPr>
-        <w:keepNext w:val="0"/>
-        <w:keepLines w:val="0"/>
-        <w:pageBreakBefore w:val="0"/>
-        <w:widowControl w:val="0"/>
-        <w:numPr>
-          <w:numId w:val="0"/>
-        </w:numPr>
-        <w:kinsoku/>
-        <w:wordWrap/>
-        <w:overflowPunct/>
-        <w:topLinePunct w:val="0"/>
-        <w:autoSpaceDE/>
-        <w:autoSpaceDN/>
+        <w:rPr>
+          <w:rFonts w:ascii="宋体" w:hAnsi="宋体" w:eastAsia="宋体" w:cs="宋体"/>
+          <w:b w:val="0"/>
+          <w:bCs w:val="0"/>
+          <w:color w:val="auto"/>
+          <w:sz w:val="24"/>
+          <w:szCs w:val="24"/>
+        </w:rPr>
+      </w:pPr>
+      <w:r>
+        <w:rPr>
+          <w:rFonts w:ascii="宋体" w:hAnsi="宋体" w:eastAsia="宋体" w:cs="宋体"/>
+          <w:b w:val="0"/>
+          <w:bCs w:val="0"/>
+          <w:color w:val="auto"/>
+          <w:sz w:val="24"/>
+          <w:szCs w:val="24"/>
+        </w:rPr>
+        <w:t>由于全网交易节点总量超 20 万，权重被均匀分摊，所有节点绝对分值偏低，</w:t>
+      </w:r>
+      <w:r>
+        <w:rPr>
+          <w:rStyle w:val="10"/>
+          <w:rFonts w:ascii="宋体" w:hAnsi="宋体" w:eastAsia="宋体" w:cs="宋体"/>
+          <w:b w:val="0"/>
+          <w:bCs w:val="0"/>
+          <w:color w:val="auto"/>
+          <w:sz w:val="24"/>
+          <w:szCs w:val="24"/>
+          <w:bdr w:val="none" w:color="auto" w:sz="0" w:space="0"/>
+        </w:rPr>
+        <w:t>实验以相对排序判定节点重要性</w:t>
+      </w:r>
+      <w:r>
+        <w:rPr>
+          <w:rFonts w:ascii="宋体" w:hAnsi="宋体" w:eastAsia="宋体" w:cs="宋体"/>
+          <w:b w:val="0"/>
+          <w:bCs w:val="0"/>
+          <w:color w:val="auto"/>
+          <w:sz w:val="24"/>
+          <w:szCs w:val="24"/>
+        </w:rPr>
+        <w:t>，</w:t>
+      </w:r>
+      <w:r>
+        <w:rPr>
+          <w:rStyle w:val="11"/>
+          <w:rFonts w:ascii="宋体" w:hAnsi="宋体" w:eastAsia="宋体" w:cs="宋体"/>
+          <w:b w:val="0"/>
+          <w:bCs w:val="0"/>
+          <w:color w:val="auto"/>
+          <w:sz w:val="24"/>
+          <w:szCs w:val="24"/>
+          <w:bdr w:val="none" w:color="auto" w:sz="0" w:space="0"/>
+        </w:rPr>
+        <w:t>24760</w:t>
+      </w:r>
+      <w:r>
+        <w:rPr>
+          <w:rFonts w:ascii="宋体" w:hAnsi="宋体" w:eastAsia="宋体" w:cs="宋体"/>
+          <w:b w:val="0"/>
+          <w:bCs w:val="0"/>
+          <w:color w:val="auto"/>
+          <w:sz w:val="24"/>
+          <w:szCs w:val="24"/>
+        </w:rPr>
+        <w:t xml:space="preserve"> 为全网权重最高的核心节点。</w:t>
+      </w:r>
+    </w:p>
+    <w:p>
+      <w:pPr>
+        <w:pStyle w:val="6"/>
         <w:bidi w:val="0"/>
-        <w:adjustRightInd/>
-        <w:snapToGrid/>
-        <w:spacing w:before="157" w:beforeLines="50" w:after="157" w:afterLines="50"/>
-        <w:ind w:leftChars="0"/>
-        <w:textAlignment w:val="auto"/>
-        <w:rPr>
-          <w:rFonts w:hint="default"/>
-          <w:lang w:val="en-US" w:eastAsia="zh-CN"/>
-        </w:rPr>
-      </w:pPr>
-      <w:r>
-        <w:rPr>
-          <w:rFonts w:hint="default"/>
-          <w:lang w:val="en-US" w:eastAsia="zh-CN"/>
-        </w:rPr>
-        <w:t>需要说明的是，本实验采用随机分数模拟，仅用于展示算法的输出格式和排序逻辑，随机分数本身不代表节点在网络中的真实重要性，也没有考虑网络的拓扑结构。真正的PageRank计算需要依赖TuGraph的内置算法，这需要提前开启存储过程功能。</w:t>
-      </w:r>
-    </w:p>
-    <w:p>
-      <w:pPr>
-        <w:numPr>
-          <w:numId w:val="0"/>
-        </w:numPr>
-        <w:ind w:leftChars="0"/>
-        <w:rPr>
-          <w:rFonts w:hint="default"/>
-          <w:lang w:val="en-US" w:eastAsia="zh-CN"/>
-        </w:rPr>
-      </w:pPr>
-    </w:p>
-    <w:p>
-      <w:pPr>
-        <w:numPr>
-          <w:numId w:val="0"/>
-        </w:numPr>
-        <w:ind w:leftChars="0"/>
-      </w:pPr>
-      <w:r>
-        <w:drawing>
-          <wp:inline distT="0" distB="0" distL="114300" distR="114300">
-            <wp:extent cx="5272405" cy="2964180"/>
-            <wp:effectExtent l="0" t="0" r="4445" b="7620"/>
-            <wp:docPr id="15" name="图片 15"/>
-            <wp:cNvGraphicFramePr>
-              <a:graphicFrameLocks xmlns:a="http://schemas.openxmlformats.org/drawingml/2006/main" noChangeAspect="1"/>
-            </wp:cNvGraphicFramePr>
-            <a:graphic xmlns:a="http://schemas.openxmlformats.org/drawingml/2006/main">
-              <a:graphicData uri="http://schemas.openxmlformats.org/drawingml/2006/picture">
-                <pic:pic xmlns:pic="http://schemas.openxmlformats.org/drawingml/2006/picture">
-                  <pic:nvPicPr>
-                    <pic:cNvPr id="15" name="图片 15"/>
-                    <pic:cNvPicPr>
-                      <a:picLocks noChangeAspect="1"/>
-                    </pic:cNvPicPr>
-                  </pic:nvPicPr>
-                  <pic:blipFill>
-                    <a:blip r:embed="rId15"/>
-                    <a:stretch>
-                      <a:fillRect/>
-                    </a:stretch>
-                  </pic:blipFill>
-                  <pic:spPr>
-                    <a:xfrm>
-                      <a:off x="0" y="0"/>
-                      <a:ext cx="5272405" cy="2964180"/>
-                    </a:xfrm>
-                    <a:prstGeom prst="rect">
-                      <a:avLst/>
-                    </a:prstGeom>
-                    <a:noFill/>
-                    <a:ln>
-                      <a:noFill/>
-                    </a:ln>
-                  </pic:spPr>
-                </pic:pic>
-              </a:graphicData>
-            </a:graphic>
-          </wp:inline>
-        </w:drawing>
-      </w:r>
-      <w:r>
-        <w:drawing>
-          <wp:inline distT="0" distB="0" distL="114300" distR="114300">
-            <wp:extent cx="5272405" cy="2440305"/>
-            <wp:effectExtent l="0" t="0" r="4445" b="17145"/>
-            <wp:docPr id="16" name="图片 16"/>
-            <wp:cNvGraphicFramePr>
-              <a:graphicFrameLocks xmlns:a="http://schemas.openxmlformats.org/drawingml/2006/main" noChangeAspect="1"/>
-            </wp:cNvGraphicFramePr>
-            <a:graphic xmlns:a="http://schemas.openxmlformats.org/drawingml/2006/main">
-              <a:graphicData uri="http://schemas.openxmlformats.org/drawingml/2006/picture">
-                <pic:pic xmlns:pic="http://schemas.openxmlformats.org/drawingml/2006/picture">
-                  <pic:nvPicPr>
-                    <pic:cNvPr id="16" name="图片 16"/>
-                    <pic:cNvPicPr>
-                      <a:picLocks noChangeAspect="1"/>
-                    </pic:cNvPicPr>
-                  </pic:nvPicPr>
-                  <pic:blipFill>
-                    <a:blip r:embed="rId16"/>
-                    <a:stretch>
-                      <a:fillRect/>
-                    </a:stretch>
-                  </pic:blipFill>
-                  <pic:spPr>
-                    <a:xfrm>
-                      <a:off x="0" y="0"/>
-                      <a:ext cx="5272405" cy="2440305"/>
-                    </a:xfrm>
-                    <a:prstGeom prst="rect">
-                      <a:avLst/>
-                    </a:prstGeom>
-                    <a:noFill/>
-                    <a:ln>
-                      <a:noFill/>
-                    </a:ln>
-                  </pic:spPr>
-                </pic:pic>
-              </a:graphicData>
-            </a:graphic>
-          </wp:inline>
-        </w:drawing>
-      </w:r>
-      <w:r>
-        <w:drawing>
-          <wp:inline distT="0" distB="0" distL="114300" distR="114300">
-            <wp:extent cx="5272405" cy="584835"/>
-            <wp:effectExtent l="0" t="0" r="4445" b="5715"/>
-            <wp:docPr id="17" name="图片 17"/>
-            <wp:cNvGraphicFramePr>
-              <a:graphicFrameLocks xmlns:a="http://schemas.openxmlformats.org/drawingml/2006/main" noChangeAspect="1"/>
-            </wp:cNvGraphicFramePr>
-            <a:graphic xmlns:a="http://schemas.openxmlformats.org/drawingml/2006/main">
-              <a:graphicData uri="http://schemas.openxmlformats.org/drawingml/2006/picture">
-                <pic:pic xmlns:pic="http://schemas.openxmlformats.org/drawingml/2006/picture">
-                  <pic:nvPicPr>
-                    <pic:cNvPr id="17" name="图片 17"/>
-                    <pic:cNvPicPr>
-                      <a:picLocks noChangeAspect="1"/>
-                    </pic:cNvPicPr>
-                  </pic:nvPicPr>
-                  <pic:blipFill>
-                    <a:blip r:embed="rId17"/>
-                    <a:stretch>
-                      <a:fillRect/>
-                    </a:stretch>
-                  </pic:blipFill>
-                  <pic:spPr>
-                    <a:xfrm>
-                      <a:off x="0" y="0"/>
-                      <a:ext cx="5272405" cy="584835"/>
-                    </a:xfrm>
-                    <a:prstGeom prst="rect">
-                      <a:avLst/>
-                    </a:prstGeom>
-                    <a:noFill/>
-                    <a:ln>
-                      <a:noFill/>
-                    </a:ln>
-                  </pic:spPr>
-                </pic:pic>
-              </a:graphicData>
-            </a:graphic>
-          </wp:inline>
-        </w:drawing>
+        <w:rPr>
+          <w:rFonts w:hint="eastAsia"/>
+          <w:lang w:val="en-US" w:eastAsia="zh-CN"/>
+        </w:rPr>
+      </w:pPr>
+      <w:r>
+        <w:rPr>
+          <w:rFonts w:hint="eastAsia"/>
+          <w:lang w:val="en-US" w:eastAsia="zh-CN"/>
+        </w:rPr>
+        <w:t>实验结果</w:t>
+      </w:r>
+    </w:p>
+    <w:p>
+      <w:pPr>
+        <w:rPr>
+          <w:rFonts w:hint="default"/>
+          <w:lang w:val="en-US" w:eastAsia="zh-CN"/>
+        </w:rPr>
+      </w:pPr>
+      <w:r>
+        <w:rPr>
+          <w:rFonts w:hint="default"/>
+          <w:lang w:val="en-US" w:eastAsia="zh-CN"/>
+        </w:rPr>
+        <w:t>{</w:t>
+      </w:r>
+    </w:p>
+    <w:p>
+      <w:pPr>
+        <w:rPr>
+          <w:rFonts w:hint="default"/>
+          <w:lang w:val="en-US" w:eastAsia="zh-CN"/>
+        </w:rPr>
+      </w:pPr>
+      <w:r>
+        <w:rPr>
+          <w:rFonts w:hint="default"/>
+          <w:lang w:val="en-US" w:eastAsia="zh-CN"/>
+        </w:rPr>
+        <w:t xml:space="preserve">  "result": [</w:t>
+      </w:r>
+    </w:p>
+    <w:p>
+      <w:pPr>
+        <w:rPr>
+          <w:rFonts w:hint="default"/>
+          <w:lang w:val="en-US" w:eastAsia="zh-CN"/>
+        </w:rPr>
+      </w:pPr>
+      <w:r>
+        <w:rPr>
+          <w:rFonts w:hint="default"/>
+          <w:lang w:val="en-US" w:eastAsia="zh-CN"/>
+        </w:rPr>
+        <w:t xml:space="preserve">    [</w:t>
+      </w:r>
+    </w:p>
+    <w:p>
+      <w:pPr>
+        <w:rPr>
+          <w:rFonts w:hint="default"/>
+          <w:lang w:val="en-US" w:eastAsia="zh-CN"/>
+        </w:rPr>
+      </w:pPr>
+      <w:r>
+        <w:rPr>
+          <w:rFonts w:hint="default"/>
+          <w:lang w:val="en-US" w:eastAsia="zh-CN"/>
+        </w:rPr>
+        <w:t xml:space="preserve">      24760,</w:t>
+      </w:r>
+    </w:p>
+    <w:p>
+      <w:pPr>
+        <w:rPr>
+          <w:rFonts w:hint="default"/>
+          <w:lang w:val="en-US" w:eastAsia="zh-CN"/>
+        </w:rPr>
+      </w:pPr>
+      <w:r>
+        <w:rPr>
+          <w:rFonts w:hint="default"/>
+          <w:lang w:val="en-US" w:eastAsia="zh-CN"/>
+        </w:rPr>
+        <w:t xml:space="preserve">      0.000475</w:t>
+      </w:r>
+    </w:p>
+    <w:p>
+      <w:pPr>
+        <w:rPr>
+          <w:rFonts w:hint="default"/>
+          <w:lang w:val="en-US" w:eastAsia="zh-CN"/>
+        </w:rPr>
+      </w:pPr>
+      <w:r>
+        <w:rPr>
+          <w:rFonts w:hint="default"/>
+          <w:lang w:val="en-US" w:eastAsia="zh-CN"/>
+        </w:rPr>
+        <w:t xml:space="preserve">    ],</w:t>
+      </w:r>
+    </w:p>
+    <w:p>
+      <w:pPr>
+        <w:rPr>
+          <w:rFonts w:hint="default"/>
+          <w:lang w:val="en-US" w:eastAsia="zh-CN"/>
+        </w:rPr>
+      </w:pPr>
+      <w:r>
+        <w:rPr>
+          <w:rFonts w:hint="default"/>
+          <w:lang w:val="en-US" w:eastAsia="zh-CN"/>
+        </w:rPr>
+        <w:t xml:space="preserve">    [</w:t>
+      </w:r>
+    </w:p>
+    <w:p>
+      <w:pPr>
+        <w:rPr>
+          <w:rFonts w:hint="default"/>
+          <w:lang w:val="en-US" w:eastAsia="zh-CN"/>
+        </w:rPr>
+      </w:pPr>
+      <w:r>
+        <w:rPr>
+          <w:rFonts w:hint="default"/>
+          <w:lang w:val="en-US" w:eastAsia="zh-CN"/>
+        </w:rPr>
+        <w:t xml:space="preserve">      51370,</w:t>
+      </w:r>
+    </w:p>
+    <w:p>
+      <w:pPr>
+        <w:rPr>
+          <w:rFonts w:hint="default"/>
+          <w:lang w:val="en-US" w:eastAsia="zh-CN"/>
+        </w:rPr>
+      </w:pPr>
+      <w:r>
+        <w:rPr>
+          <w:rFonts w:hint="default"/>
+          <w:lang w:val="en-US" w:eastAsia="zh-CN"/>
+        </w:rPr>
+        <w:t xml:space="preserve">      0.000471</w:t>
+      </w:r>
+    </w:p>
+    <w:p>
+      <w:pPr>
+        <w:rPr>
+          <w:rFonts w:hint="default"/>
+          <w:lang w:val="en-US" w:eastAsia="zh-CN"/>
+        </w:rPr>
+      </w:pPr>
+      <w:r>
+        <w:rPr>
+          <w:rFonts w:hint="default"/>
+          <w:lang w:val="en-US" w:eastAsia="zh-CN"/>
+        </w:rPr>
+        <w:t xml:space="preserve">    ],</w:t>
+      </w:r>
+    </w:p>
+    <w:p>
+      <w:pPr>
+        <w:rPr>
+          <w:rFonts w:hint="default"/>
+          <w:lang w:val="en-US" w:eastAsia="zh-CN"/>
+        </w:rPr>
+      </w:pPr>
+      <w:r>
+        <w:rPr>
+          <w:rFonts w:hint="default"/>
+          <w:lang w:val="en-US" w:eastAsia="zh-CN"/>
+        </w:rPr>
+        <w:t xml:space="preserve">    [</w:t>
+      </w:r>
+    </w:p>
+    <w:p>
+      <w:pPr>
+        <w:rPr>
+          <w:rFonts w:hint="default"/>
+          <w:lang w:val="en-US" w:eastAsia="zh-CN"/>
+        </w:rPr>
+      </w:pPr>
+      <w:r>
+        <w:rPr>
+          <w:rFonts w:hint="default"/>
+          <w:lang w:val="en-US" w:eastAsia="zh-CN"/>
+        </w:rPr>
+        <w:t xml:space="preserve">      157797,</w:t>
+      </w:r>
+    </w:p>
+    <w:p>
+      <w:pPr>
+        <w:rPr>
+          <w:rFonts w:hint="default"/>
+          <w:lang w:val="en-US" w:eastAsia="zh-CN"/>
+        </w:rPr>
+      </w:pPr>
+      <w:r>
+        <w:rPr>
+          <w:rFonts w:hint="default"/>
+          <w:lang w:val="en-US" w:eastAsia="zh-CN"/>
+        </w:rPr>
+        <w:t xml:space="preserve">      0.000458</w:t>
+      </w:r>
+    </w:p>
+    <w:p>
+      <w:pPr>
+        <w:rPr>
+          <w:rFonts w:hint="default"/>
+          <w:lang w:val="en-US" w:eastAsia="zh-CN"/>
+        </w:rPr>
+      </w:pPr>
+      <w:r>
+        <w:rPr>
+          <w:rFonts w:hint="default"/>
+          <w:lang w:val="en-US" w:eastAsia="zh-CN"/>
+        </w:rPr>
+        <w:t xml:space="preserve">    ],</w:t>
+      </w:r>
+    </w:p>
+    <w:p>
+      <w:pPr>
+        <w:rPr>
+          <w:rFonts w:hint="default"/>
+          <w:lang w:val="en-US" w:eastAsia="zh-CN"/>
+        </w:rPr>
+      </w:pPr>
+      <w:r>
+        <w:rPr>
+          <w:rFonts w:hint="default"/>
+          <w:lang w:val="en-US" w:eastAsia="zh-CN"/>
+        </w:rPr>
+        <w:t xml:space="preserve">    [</w:t>
+      </w:r>
+    </w:p>
+    <w:p>
+      <w:pPr>
+        <w:rPr>
+          <w:rFonts w:hint="default"/>
+          <w:lang w:val="en-US" w:eastAsia="zh-CN"/>
+        </w:rPr>
+      </w:pPr>
+      <w:r>
+        <w:rPr>
+          <w:rFonts w:hint="default"/>
+          <w:lang w:val="en-US" w:eastAsia="zh-CN"/>
+        </w:rPr>
+        <w:t xml:space="preserve">      46396,</w:t>
+      </w:r>
+    </w:p>
+    <w:p>
+      <w:pPr>
+        <w:rPr>
+          <w:rFonts w:hint="default"/>
+          <w:lang w:val="en-US" w:eastAsia="zh-CN"/>
+        </w:rPr>
+      </w:pPr>
+      <w:r>
+        <w:rPr>
+          <w:rFonts w:hint="default"/>
+          <w:lang w:val="en-US" w:eastAsia="zh-CN"/>
+        </w:rPr>
+        <w:t xml:space="preserve">      0.000446</w:t>
+      </w:r>
+    </w:p>
+    <w:p>
+      <w:pPr>
+        <w:rPr>
+          <w:rFonts w:hint="default"/>
+          <w:lang w:val="en-US" w:eastAsia="zh-CN"/>
+        </w:rPr>
+      </w:pPr>
+      <w:r>
+        <w:rPr>
+          <w:rFonts w:hint="default"/>
+          <w:lang w:val="en-US" w:eastAsia="zh-CN"/>
+        </w:rPr>
+        <w:t xml:space="preserve">    ],</w:t>
+      </w:r>
+    </w:p>
+    <w:p>
+      <w:pPr>
+        <w:rPr>
+          <w:rFonts w:hint="default"/>
+          <w:lang w:val="en-US" w:eastAsia="zh-CN"/>
+        </w:rPr>
+      </w:pPr>
+      <w:r>
+        <w:rPr>
+          <w:rFonts w:hint="default"/>
+          <w:lang w:val="en-US" w:eastAsia="zh-CN"/>
+        </w:rPr>
+        <w:t xml:space="preserve">    [</w:t>
+      </w:r>
+    </w:p>
+    <w:p>
+      <w:pPr>
+        <w:rPr>
+          <w:rFonts w:hint="default"/>
+          <w:lang w:val="en-US" w:eastAsia="zh-CN"/>
+        </w:rPr>
+      </w:pPr>
+      <w:r>
+        <w:rPr>
+          <w:rFonts w:hint="default"/>
+          <w:lang w:val="en-US" w:eastAsia="zh-CN"/>
+        </w:rPr>
+        <w:t xml:space="preserve">      148194,</w:t>
+      </w:r>
+    </w:p>
+    <w:p>
+      <w:pPr>
+        <w:rPr>
+          <w:rFonts w:hint="default"/>
+          <w:lang w:val="en-US" w:eastAsia="zh-CN"/>
+        </w:rPr>
+      </w:pPr>
+      <w:r>
+        <w:rPr>
+          <w:rFonts w:hint="default"/>
+          <w:lang w:val="en-US" w:eastAsia="zh-CN"/>
+        </w:rPr>
+        <w:t xml:space="preserve">      0.000421</w:t>
+      </w:r>
+    </w:p>
+    <w:p>
+      <w:pPr>
+        <w:rPr>
+          <w:rFonts w:hint="default"/>
+          <w:lang w:val="en-US" w:eastAsia="zh-CN"/>
+        </w:rPr>
+      </w:pPr>
+      <w:r>
+        <w:rPr>
+          <w:rFonts w:hint="default"/>
+          <w:lang w:val="en-US" w:eastAsia="zh-CN"/>
+        </w:rPr>
+        <w:t xml:space="preserve">    ],</w:t>
+      </w:r>
+    </w:p>
+    <w:p>
+      <w:pPr>
+        <w:rPr>
+          <w:rFonts w:hint="default"/>
+          <w:lang w:val="en-US" w:eastAsia="zh-CN"/>
+        </w:rPr>
+      </w:pPr>
+      <w:r>
+        <w:rPr>
+          <w:rFonts w:hint="default"/>
+          <w:lang w:val="en-US" w:eastAsia="zh-CN"/>
+        </w:rPr>
+        <w:t xml:space="preserve">    [</w:t>
+      </w:r>
+    </w:p>
+    <w:p>
+      <w:pPr>
+        <w:rPr>
+          <w:rFonts w:hint="default"/>
+          <w:lang w:val="en-US" w:eastAsia="zh-CN"/>
+        </w:rPr>
+      </w:pPr>
+      <w:r>
+        <w:rPr>
+          <w:rFonts w:hint="default"/>
+          <w:lang w:val="en-US" w:eastAsia="zh-CN"/>
+        </w:rPr>
+        <w:t xml:space="preserve">      31761,</w:t>
+      </w:r>
+    </w:p>
+    <w:p>
+      <w:pPr>
+        <w:rPr>
+          <w:rFonts w:hint="default"/>
+          <w:lang w:val="en-US" w:eastAsia="zh-CN"/>
+        </w:rPr>
+      </w:pPr>
+      <w:r>
+        <w:rPr>
+          <w:rFonts w:hint="default"/>
+          <w:lang w:val="en-US" w:eastAsia="zh-CN"/>
+        </w:rPr>
+        <w:t xml:space="preserve">      0.000393</w:t>
+      </w:r>
+    </w:p>
+    <w:p>
+      <w:pPr>
+        <w:rPr>
+          <w:rFonts w:hint="default"/>
+          <w:lang w:val="en-US" w:eastAsia="zh-CN"/>
+        </w:rPr>
+      </w:pPr>
+      <w:r>
+        <w:rPr>
+          <w:rFonts w:hint="default"/>
+          <w:lang w:val="en-US" w:eastAsia="zh-CN"/>
+        </w:rPr>
+        <w:t xml:space="preserve">    ],</w:t>
+      </w:r>
+    </w:p>
+    <w:p>
+      <w:pPr>
+        <w:rPr>
+          <w:rFonts w:hint="default"/>
+          <w:lang w:val="en-US" w:eastAsia="zh-CN"/>
+        </w:rPr>
+      </w:pPr>
+      <w:r>
+        <w:rPr>
+          <w:rFonts w:hint="default"/>
+          <w:lang w:val="en-US" w:eastAsia="zh-CN"/>
+        </w:rPr>
+        <w:t xml:space="preserve">    [</w:t>
+      </w:r>
+    </w:p>
+    <w:p>
+      <w:pPr>
+        <w:rPr>
+          <w:rFonts w:hint="default"/>
+          <w:lang w:val="en-US" w:eastAsia="zh-CN"/>
+        </w:rPr>
+      </w:pPr>
+      <w:r>
+        <w:rPr>
+          <w:rFonts w:hint="default"/>
+          <w:lang w:val="en-US" w:eastAsia="zh-CN"/>
+        </w:rPr>
+        <w:t xml:space="preserve">      174184,</w:t>
+      </w:r>
+    </w:p>
+    <w:p>
+      <w:pPr>
+        <w:rPr>
+          <w:rFonts w:hint="default"/>
+          <w:lang w:val="en-US" w:eastAsia="zh-CN"/>
+        </w:rPr>
+      </w:pPr>
+      <w:r>
+        <w:rPr>
+          <w:rFonts w:hint="default"/>
+          <w:lang w:val="en-US" w:eastAsia="zh-CN"/>
+        </w:rPr>
+        <w:t xml:space="preserve">      0.000385</w:t>
+      </w:r>
+    </w:p>
+    <w:p>
+      <w:pPr>
+        <w:rPr>
+          <w:rFonts w:hint="default"/>
+          <w:lang w:val="en-US" w:eastAsia="zh-CN"/>
+        </w:rPr>
+      </w:pPr>
+      <w:r>
+        <w:rPr>
+          <w:rFonts w:hint="default"/>
+          <w:lang w:val="en-US" w:eastAsia="zh-CN"/>
+        </w:rPr>
+        <w:t xml:space="preserve">    ],</w:t>
+      </w:r>
+    </w:p>
+    <w:p>
+      <w:pPr>
+        <w:rPr>
+          <w:rFonts w:hint="default"/>
+          <w:lang w:val="en-US" w:eastAsia="zh-CN"/>
+        </w:rPr>
+      </w:pPr>
+      <w:r>
+        <w:rPr>
+          <w:rFonts w:hint="default"/>
+          <w:lang w:val="en-US" w:eastAsia="zh-CN"/>
+        </w:rPr>
+        <w:t xml:space="preserve">    [</w:t>
+      </w:r>
+    </w:p>
+    <w:p>
+      <w:pPr>
+        <w:rPr>
+          <w:rFonts w:hint="default"/>
+          <w:lang w:val="en-US" w:eastAsia="zh-CN"/>
+        </w:rPr>
+      </w:pPr>
+      <w:r>
+        <w:rPr>
+          <w:rFonts w:hint="default"/>
+          <w:lang w:val="en-US" w:eastAsia="zh-CN"/>
+        </w:rPr>
+        <w:t xml:space="preserve">      116674,</w:t>
+      </w:r>
+    </w:p>
+    <w:p>
+      <w:pPr>
+        <w:rPr>
+          <w:rFonts w:hint="default"/>
+          <w:lang w:val="en-US" w:eastAsia="zh-CN"/>
+        </w:rPr>
+      </w:pPr>
+      <w:r>
+        <w:rPr>
+          <w:rFonts w:hint="default"/>
+          <w:lang w:val="en-US" w:eastAsia="zh-CN"/>
+        </w:rPr>
+        <w:t xml:space="preserve">      0.000357</w:t>
+      </w:r>
+    </w:p>
+    <w:p>
+      <w:pPr>
+        <w:rPr>
+          <w:rFonts w:hint="default"/>
+          <w:lang w:val="en-US" w:eastAsia="zh-CN"/>
+        </w:rPr>
+      </w:pPr>
+      <w:r>
+        <w:rPr>
+          <w:rFonts w:hint="default"/>
+          <w:lang w:val="en-US" w:eastAsia="zh-CN"/>
+        </w:rPr>
+        <w:t xml:space="preserve">    ],</w:t>
+      </w:r>
+    </w:p>
+    <w:p>
+      <w:pPr>
+        <w:rPr>
+          <w:rFonts w:hint="default"/>
+          <w:lang w:val="en-US" w:eastAsia="zh-CN"/>
+        </w:rPr>
+      </w:pPr>
+      <w:r>
+        <w:rPr>
+          <w:rFonts w:hint="default"/>
+          <w:lang w:val="en-US" w:eastAsia="zh-CN"/>
+        </w:rPr>
+        <w:t xml:space="preserve">    [</w:t>
+      </w:r>
+    </w:p>
+    <w:p>
+      <w:pPr>
+        <w:rPr>
+          <w:rFonts w:hint="default"/>
+          <w:lang w:val="en-US" w:eastAsia="zh-CN"/>
+        </w:rPr>
+      </w:pPr>
+      <w:r>
+        <w:rPr>
+          <w:rFonts w:hint="default"/>
+          <w:lang w:val="en-US" w:eastAsia="zh-CN"/>
+        </w:rPr>
+        <w:t xml:space="preserve">      35891,</w:t>
+      </w:r>
+    </w:p>
+    <w:p>
+      <w:pPr>
+        <w:rPr>
+          <w:rFonts w:hint="default"/>
+          <w:lang w:val="en-US" w:eastAsia="zh-CN"/>
+        </w:rPr>
+      </w:pPr>
+      <w:r>
+        <w:rPr>
+          <w:rFonts w:hint="default"/>
+          <w:lang w:val="en-US" w:eastAsia="zh-CN"/>
+        </w:rPr>
+        <w:t xml:space="preserve">      0.000356</w:t>
+      </w:r>
+    </w:p>
+    <w:p>
+      <w:pPr>
+        <w:rPr>
+          <w:rFonts w:hint="default"/>
+          <w:lang w:val="en-US" w:eastAsia="zh-CN"/>
+        </w:rPr>
+      </w:pPr>
+      <w:r>
+        <w:rPr>
+          <w:rFonts w:hint="default"/>
+          <w:lang w:val="en-US" w:eastAsia="zh-CN"/>
+        </w:rPr>
+        <w:t xml:space="preserve">    ],</w:t>
+      </w:r>
+    </w:p>
+    <w:p>
+      <w:pPr>
+        <w:rPr>
+          <w:rFonts w:hint="default"/>
+          <w:lang w:val="en-US" w:eastAsia="zh-CN"/>
+        </w:rPr>
+      </w:pPr>
+      <w:r>
+        <w:rPr>
+          <w:rFonts w:hint="default"/>
+          <w:lang w:val="en-US" w:eastAsia="zh-CN"/>
+        </w:rPr>
+        <w:t xml:space="preserve">    [</w:t>
+      </w:r>
+    </w:p>
+    <w:p>
+      <w:pPr>
+        <w:rPr>
+          <w:rFonts w:hint="default"/>
+          <w:lang w:val="en-US" w:eastAsia="zh-CN"/>
+        </w:rPr>
+      </w:pPr>
+      <w:r>
+        <w:rPr>
+          <w:rFonts w:hint="default"/>
+          <w:lang w:val="en-US" w:eastAsia="zh-CN"/>
+        </w:rPr>
+        <w:t xml:space="preserve">      167219,</w:t>
+      </w:r>
+    </w:p>
+    <w:p>
+      <w:pPr>
+        <w:rPr>
+          <w:rFonts w:hint="default"/>
+          <w:lang w:val="en-US" w:eastAsia="zh-CN"/>
+        </w:rPr>
+      </w:pPr>
+      <w:r>
+        <w:rPr>
+          <w:rFonts w:hint="default"/>
+          <w:lang w:val="en-US" w:eastAsia="zh-CN"/>
+        </w:rPr>
+        <w:t xml:space="preserve">      0.000349</w:t>
+      </w:r>
+    </w:p>
+    <w:p>
+      <w:pPr>
+        <w:rPr>
+          <w:rFonts w:hint="default"/>
+          <w:lang w:val="en-US" w:eastAsia="zh-CN"/>
+        </w:rPr>
+      </w:pPr>
+      <w:r>
+        <w:rPr>
+          <w:rFonts w:hint="default"/>
+          <w:lang w:val="en-US" w:eastAsia="zh-CN"/>
+        </w:rPr>
+        <w:t xml:space="preserve">    ],</w:t>
+      </w:r>
+    </w:p>
+    <w:p>
+      <w:pPr>
+        <w:rPr>
+          <w:rFonts w:hint="default"/>
+          <w:lang w:val="en-US" w:eastAsia="zh-CN"/>
+        </w:rPr>
+      </w:pPr>
+      <w:r>
+        <w:rPr>
+          <w:rFonts w:hint="default"/>
+          <w:lang w:val="en-US" w:eastAsia="zh-CN"/>
+        </w:rPr>
+        <w:t xml:space="preserve">    [</w:t>
+      </w:r>
+    </w:p>
+    <w:p>
+      <w:pPr>
+        <w:rPr>
+          <w:rFonts w:hint="default"/>
+          <w:lang w:val="en-US" w:eastAsia="zh-CN"/>
+        </w:rPr>
+      </w:pPr>
+      <w:r>
+        <w:rPr>
+          <w:rFonts w:hint="default"/>
+          <w:lang w:val="en-US" w:eastAsia="zh-CN"/>
+        </w:rPr>
+        <w:t xml:space="preserve">      31689,</w:t>
+      </w:r>
+    </w:p>
+    <w:p>
+      <w:pPr>
+        <w:rPr>
+          <w:rFonts w:hint="default"/>
+          <w:lang w:val="en-US" w:eastAsia="zh-CN"/>
+        </w:rPr>
+      </w:pPr>
+      <w:r>
+        <w:rPr>
+          <w:rFonts w:hint="default"/>
+          <w:lang w:val="en-US" w:eastAsia="zh-CN"/>
+        </w:rPr>
+        <w:t xml:space="preserve">      0.000345</w:t>
+      </w:r>
+    </w:p>
+    <w:p>
+      <w:pPr>
+        <w:rPr>
+          <w:rFonts w:hint="default"/>
+          <w:lang w:val="en-US" w:eastAsia="zh-CN"/>
+        </w:rPr>
+      </w:pPr>
+      <w:r>
+        <w:rPr>
+          <w:rFonts w:hint="default"/>
+          <w:lang w:val="en-US" w:eastAsia="zh-CN"/>
+        </w:rPr>
+        <w:t xml:space="preserve">    ],</w:t>
+      </w:r>
+    </w:p>
+    <w:p>
+      <w:pPr>
+        <w:rPr>
+          <w:rFonts w:hint="default"/>
+          <w:lang w:val="en-US" w:eastAsia="zh-CN"/>
+        </w:rPr>
+      </w:pPr>
+      <w:r>
+        <w:rPr>
+          <w:rFonts w:hint="default"/>
+          <w:lang w:val="en-US" w:eastAsia="zh-CN"/>
+        </w:rPr>
+        <w:t xml:space="preserve">    [</w:t>
+      </w:r>
+    </w:p>
+    <w:p>
+      <w:pPr>
+        <w:rPr>
+          <w:rFonts w:hint="default"/>
+          <w:lang w:val="en-US" w:eastAsia="zh-CN"/>
+        </w:rPr>
+      </w:pPr>
+      <w:r>
+        <w:rPr>
+          <w:rFonts w:hint="default"/>
+          <w:lang w:val="en-US" w:eastAsia="zh-CN"/>
+        </w:rPr>
+        <w:t xml:space="preserve">      64726,</w:t>
+      </w:r>
+    </w:p>
+    <w:p>
+      <w:pPr>
+        <w:rPr>
+          <w:rFonts w:hint="default"/>
+          <w:lang w:val="en-US" w:eastAsia="zh-CN"/>
+        </w:rPr>
+      </w:pPr>
+      <w:r>
+        <w:rPr>
+          <w:rFonts w:hint="default"/>
+          <w:lang w:val="en-US" w:eastAsia="zh-CN"/>
+        </w:rPr>
+        <w:t xml:space="preserve">      0.00034</w:t>
+      </w:r>
+    </w:p>
+    <w:p>
+      <w:pPr>
+        <w:rPr>
+          <w:rFonts w:hint="default"/>
+          <w:lang w:val="en-US" w:eastAsia="zh-CN"/>
+        </w:rPr>
+      </w:pPr>
+      <w:r>
+        <w:rPr>
+          <w:rFonts w:hint="default"/>
+          <w:lang w:val="en-US" w:eastAsia="zh-CN"/>
+        </w:rPr>
+        <w:t xml:space="preserve">    ],</w:t>
+      </w:r>
+    </w:p>
+    <w:p>
+      <w:pPr>
+        <w:rPr>
+          <w:rFonts w:hint="default"/>
+          <w:lang w:val="en-US" w:eastAsia="zh-CN"/>
+        </w:rPr>
+      </w:pPr>
+      <w:r>
+        <w:rPr>
+          <w:rFonts w:hint="default"/>
+          <w:lang w:val="en-US" w:eastAsia="zh-CN"/>
+        </w:rPr>
+        <w:t xml:space="preserve">    [</w:t>
+      </w:r>
+    </w:p>
+    <w:p>
+      <w:pPr>
+        <w:rPr>
+          <w:rFonts w:hint="default"/>
+          <w:lang w:val="en-US" w:eastAsia="zh-CN"/>
+        </w:rPr>
+      </w:pPr>
+      <w:r>
+        <w:rPr>
+          <w:rFonts w:hint="default"/>
+          <w:lang w:val="en-US" w:eastAsia="zh-CN"/>
+        </w:rPr>
+        <w:t xml:space="preserve">      154470,</w:t>
+      </w:r>
+    </w:p>
+    <w:p>
+      <w:pPr>
+        <w:rPr>
+          <w:rFonts w:hint="default"/>
+          <w:lang w:val="en-US" w:eastAsia="zh-CN"/>
+        </w:rPr>
+      </w:pPr>
+      <w:r>
+        <w:rPr>
+          <w:rFonts w:hint="default"/>
+          <w:lang w:val="en-US" w:eastAsia="zh-CN"/>
+        </w:rPr>
+        <w:t xml:space="preserve">      0.00034</w:t>
+      </w:r>
+    </w:p>
+    <w:p>
+      <w:pPr>
+        <w:rPr>
+          <w:rFonts w:hint="default"/>
+          <w:lang w:val="en-US" w:eastAsia="zh-CN"/>
+        </w:rPr>
+      </w:pPr>
+      <w:r>
+        <w:rPr>
+          <w:rFonts w:hint="default"/>
+          <w:lang w:val="en-US" w:eastAsia="zh-CN"/>
+        </w:rPr>
+        <w:t xml:space="preserve">    ],</w:t>
+      </w:r>
+    </w:p>
+    <w:p>
+      <w:pPr>
+        <w:rPr>
+          <w:rFonts w:hint="default"/>
+          <w:lang w:val="en-US" w:eastAsia="zh-CN"/>
+        </w:rPr>
+      </w:pPr>
+      <w:r>
+        <w:rPr>
+          <w:rFonts w:hint="default"/>
+          <w:lang w:val="en-US" w:eastAsia="zh-CN"/>
+        </w:rPr>
+        <w:t xml:space="preserve">    [</w:t>
+      </w:r>
+    </w:p>
+    <w:p>
+      <w:pPr>
+        <w:rPr>
+          <w:rFonts w:hint="default"/>
+          <w:lang w:val="en-US" w:eastAsia="zh-CN"/>
+        </w:rPr>
+      </w:pPr>
+      <w:r>
+        <w:rPr>
+          <w:rFonts w:hint="default"/>
+          <w:lang w:val="en-US" w:eastAsia="zh-CN"/>
+        </w:rPr>
+        <w:t xml:space="preserve">      51436,</w:t>
+      </w:r>
+    </w:p>
+    <w:p>
+      <w:pPr>
+        <w:rPr>
+          <w:rFonts w:hint="default"/>
+          <w:lang w:val="en-US" w:eastAsia="zh-CN"/>
+        </w:rPr>
+      </w:pPr>
+      <w:r>
+        <w:rPr>
+          <w:rFonts w:hint="default"/>
+          <w:lang w:val="en-US" w:eastAsia="zh-CN"/>
+        </w:rPr>
+        <w:t xml:space="preserve">      0.000338</w:t>
+      </w:r>
+    </w:p>
+    <w:p>
+      <w:pPr>
+        <w:rPr>
+          <w:rFonts w:hint="default"/>
+          <w:lang w:val="en-US" w:eastAsia="zh-CN"/>
+        </w:rPr>
+      </w:pPr>
+      <w:r>
+        <w:rPr>
+          <w:rFonts w:hint="default"/>
+          <w:lang w:val="en-US" w:eastAsia="zh-CN"/>
+        </w:rPr>
+        <w:t xml:space="preserve">    ],</w:t>
+      </w:r>
+    </w:p>
+    <w:p>
+      <w:pPr>
+        <w:rPr>
+          <w:rFonts w:hint="default"/>
+          <w:lang w:val="en-US" w:eastAsia="zh-CN"/>
+        </w:rPr>
+      </w:pPr>
+      <w:r>
+        <w:rPr>
+          <w:rFonts w:hint="default"/>
+          <w:lang w:val="en-US" w:eastAsia="zh-CN"/>
+        </w:rPr>
+        <w:t xml:space="preserve">    [</w:t>
+      </w:r>
+    </w:p>
+    <w:p>
+      <w:pPr>
+        <w:rPr>
+          <w:rFonts w:hint="default"/>
+          <w:lang w:val="en-US" w:eastAsia="zh-CN"/>
+        </w:rPr>
+      </w:pPr>
+      <w:r>
+        <w:rPr>
+          <w:rFonts w:hint="default"/>
+          <w:lang w:val="en-US" w:eastAsia="zh-CN"/>
+        </w:rPr>
+        <w:t xml:space="preserve">      60,</w:t>
+      </w:r>
+    </w:p>
+    <w:p>
+      <w:pPr>
+        <w:rPr>
+          <w:rFonts w:hint="default"/>
+          <w:lang w:val="en-US" w:eastAsia="zh-CN"/>
+        </w:rPr>
+      </w:pPr>
+      <w:r>
+        <w:rPr>
+          <w:rFonts w:hint="default"/>
+          <w:lang w:val="en-US" w:eastAsia="zh-CN"/>
+        </w:rPr>
+        <w:t xml:space="preserve">      0.000335</w:t>
+      </w:r>
+    </w:p>
+    <w:p>
+      <w:pPr>
+        <w:rPr>
+          <w:rFonts w:hint="default"/>
+          <w:lang w:val="en-US" w:eastAsia="zh-CN"/>
+        </w:rPr>
+      </w:pPr>
+      <w:r>
+        <w:rPr>
+          <w:rFonts w:hint="default"/>
+          <w:lang w:val="en-US" w:eastAsia="zh-CN"/>
+        </w:rPr>
+        <w:t xml:space="preserve">    ]</w:t>
+      </w:r>
+    </w:p>
+    <w:p>
+      <w:pPr>
+        <w:rPr>
+          <w:rFonts w:hint="default"/>
+          <w:lang w:val="en-US" w:eastAsia="zh-CN"/>
+        </w:rPr>
+      </w:pPr>
+      <w:r>
+        <w:rPr>
+          <w:rFonts w:hint="default"/>
+          <w:lang w:val="en-US" w:eastAsia="zh-CN"/>
+        </w:rPr>
+        <w:t xml:space="preserve">  ]</w:t>
+      </w:r>
+    </w:p>
+    <w:p>
+      <w:pPr>
+        <w:rPr>
+          <w:rFonts w:hint="default"/>
+          <w:lang w:val="en-US" w:eastAsia="zh-CN"/>
+        </w:rPr>
+      </w:pPr>
+      <w:r>
+        <w:rPr>
+          <w:rFonts w:hint="default"/>
+          <w:lang w:val="en-US" w:eastAsia="zh-CN"/>
+        </w:rPr>
+        <w:t>}</w:t>
       </w:r>
     </w:p>
     <w:p>
@@ -1280,120 +2025,96 @@
           <w:rFonts w:hint="eastAsia"/>
           <w:lang w:val="en-US" w:eastAsia="zh-CN"/>
         </w:rPr>
-        <w:t>作业2.3 使用感受</w:t>
-      </w:r>
-    </w:p>
-    <w:p>
-      <w:pPr>
-        <w:rPr>
-          <w:rFonts w:hint="eastAsia"/>
-          <w:lang w:val="en-US" w:eastAsia="zh-CN"/>
-        </w:rPr>
-      </w:pPr>
-      <w:r>
-        <w:rPr>
-          <w:rFonts w:hint="eastAsia"/>
-          <w:lang w:val="en-US" w:eastAsia="zh-CN"/>
-        </w:rPr>
-        <w:t>通过本次实验，我掌握了在TuGraph平台上使用Cypher语言进行图查询和图算法分析的基本方法。</w:t>
-      </w:r>
-    </w:p>
-    <w:p>
-      <w:pPr>
-        <w:pStyle w:val="3"/>
-        <w:bidi w:val="0"/>
-        <w:rPr>
-          <w:rFonts w:hint="eastAsia"/>
-          <w:lang w:val="en-US" w:eastAsia="zh-CN"/>
-        </w:rPr>
-      </w:pPr>
-      <w:r>
-        <w:rPr>
-          <w:rFonts w:hint="eastAsia"/>
-          <w:lang w:val="en-US" w:eastAsia="zh-CN"/>
-        </w:rPr>
         <w:t>收获与体会：</w:t>
       </w:r>
     </w:p>
     <w:p>
       <w:pPr>
         <w:rPr>
-          <w:rFonts w:hint="eastAsia"/>
-          <w:lang w:val="en-US" w:eastAsia="zh-CN"/>
-        </w:rPr>
-      </w:pPr>
-    </w:p>
-    <w:p>
-      <w:pPr>
-        <w:rPr>
-          <w:rFonts w:hint="eastAsia"/>
-          <w:lang w:val="en-US" w:eastAsia="zh-CN"/>
-        </w:rPr>
-      </w:pPr>
-      <w:r>
-        <w:rPr>
-          <w:rFonts w:hint="eastAsia"/>
-          <w:lang w:val="en-US" w:eastAsia="zh-CN"/>
-        </w:rPr>
-        <w:t>1. 图数据库的优势：相比传统关系型数据库需要用多次JOIN操作才能查询多跳关系，图数据库使用Cypher语言一条语句即可完成，在处理区块链交易网络这类关系密集型数据时具有显著优势。</w:t>
-      </w:r>
-    </w:p>
-    <w:p>
-      <w:pPr>
-        <w:rPr>
-          <w:rFonts w:hint="eastAsia"/>
-          <w:lang w:val="en-US" w:eastAsia="zh-CN"/>
-        </w:rPr>
-      </w:pPr>
-      <w:r>
-        <w:rPr>
-          <w:rFonts w:hint="eastAsia"/>
-          <w:lang w:val="en-US" w:eastAsia="zh-CN"/>
-        </w:rPr>
-        <w:t>2. PageRank算法的理解：通过实验加深了对PageRank算法原理的理解——节点的重要性不仅取决于其连接的数量，更取决于连接节点的质量。这在反洗钱分析中具有实际应用价值。</w:t>
-      </w:r>
-    </w:p>
-    <w:p>
-      <w:pPr>
-        <w:rPr>
-          <w:rFonts w:hint="eastAsia"/>
-          <w:lang w:val="en-US" w:eastAsia="zh-CN"/>
-        </w:rPr>
-      </w:pPr>
-      <w:r>
-        <w:rPr>
-          <w:rFonts w:hint="eastAsia"/>
-          <w:lang w:val="en-US" w:eastAsia="zh-CN"/>
-        </w:rPr>
-        <w:t>3. TuGraph平台特点：TuGraph提供了直观的Web界面和丰富的内置图算法，操作便捷。Cypher语法简洁易懂，学习成本较低。</w:t>
-      </w:r>
-    </w:p>
-    <w:p>
-      <w:pPr>
-        <w:rPr>
-          <w:rFonts w:hint="eastAsia"/>
-          <w:lang w:val="en-US" w:eastAsia="zh-CN"/>
-        </w:rPr>
-      </w:pPr>
-      <w:r>
-        <w:rPr>
-          <w:rFonts w:hint="eastAsia"/>
-          <w:lang w:val="en-US" w:eastAsia="zh-CN"/>
-        </w:rPr>
-        <w:t>4. 遇到问题与解决：在实验过程中遇到了存储过程功能未开启的问题，导致无法直接调用内置PageRank算法。通过模拟方法仍然完成了算法输出格式的展示，同时也加深了对环境配置重要性的认识。</w:t>
-      </w:r>
-    </w:p>
-    <w:p>
-      <w:pPr>
-        <w:numPr>
-          <w:numId w:val="0"/>
-        </w:numPr>
-        <w:ind w:leftChars="0"/>
-        <w:rPr>
-          <w:rFonts w:hint="default"/>
-          <w:lang w:val="en-US" w:eastAsia="zh-CN"/>
-        </w:rPr>
-      </w:pPr>
+          <w:rFonts w:hint="default"/>
+          <w:lang w:val="en-US" w:eastAsia="zh-CN"/>
+        </w:rPr>
+      </w:pPr>
+      <w:r>
+        <w:rPr>
+          <w:rFonts w:hint="default"/>
+          <w:lang w:val="en-US" w:eastAsia="zh-CN"/>
+        </w:rPr>
+        <w:t>通过本次实验，我对PageRank算法在交易网络分析中的应用有了更直观的认识。该算法通过节点间的转账关系传递重要性权重，使得一个交易节点的重要性不仅取决于自身交易频率，更取决于其邻居节点的重要性，这种机制能够有效识别出交易网络中的核心节点。实验中，阻尼系数0.85的设置让我理解了随机跳转概率的必要性——它既解决了悬挂节点只吸收不传递导致的权重累积问题，也保证了孤立节点能够获得基础权重，使算法在包含大量出度为0节点的真实交易网络中仍能稳定收敛。在超过二十万个节点的图上，排名首位的节点24760虽然绝对分值仅为0.000475，但相对排序已足以区分节点重要性，说明大规模图分析中排序关系比绝对数值更具参考意义。</w:t>
+      </w:r>
+    </w:p>
+    <w:p>
+      <w:pPr>
+        <w:rPr>
+          <w:rFonts w:hint="default"/>
+          <w:lang w:val="en-US" w:eastAsia="zh-CN"/>
+        </w:rPr>
+      </w:pPr>
+      <w:r>
+        <w:rPr>
+          <w:rFonts w:hint="default"/>
+          <w:lang w:val="en-US" w:eastAsia="zh-CN"/>
+        </w:rPr>
+        <w:t>此外，在平台操作过程中</w:t>
+      </w:r>
+      <w:r>
+        <w:rPr>
+          <w:rFonts w:hint="eastAsia"/>
+          <w:lang w:val="en-US" w:eastAsia="zh-CN"/>
+        </w:rPr>
+        <w:t>花费了大量时间在</w:t>
+      </w:r>
+      <w:r>
+        <w:rPr>
+          <w:rFonts w:hint="default"/>
+          <w:lang w:val="en-US" w:eastAsia="zh-CN"/>
+        </w:rPr>
+        <w:t>Cypher调用Python插件</w:t>
+      </w:r>
+      <w:r>
+        <w:rPr>
+          <w:rFonts w:hint="eastAsia"/>
+          <w:lang w:val="en-US" w:eastAsia="zh-CN"/>
+        </w:rPr>
+        <w:t>，结果报403错误的事情</w:t>
+      </w:r>
+      <w:r>
+        <w:rPr>
+          <w:rFonts w:hint="default"/>
+          <w:lang w:val="en-US" w:eastAsia="zh-CN"/>
+        </w:rPr>
+        <w:t>被禁用的问题，最终</w:t>
+      </w:r>
+      <w:r>
+        <w:rPr>
+          <w:rFonts w:hint="eastAsia"/>
+          <w:lang w:val="en-US" w:eastAsia="zh-CN"/>
+        </w:rPr>
+        <w:t>选择回到</w:t>
+      </w:r>
+      <w:r>
+        <w:rPr>
+          <w:rFonts w:hint="default"/>
+          <w:lang w:val="en-US" w:eastAsia="zh-CN"/>
+        </w:rPr>
+        <w:t>存储过程专用页面传入</w:t>
+      </w:r>
+      <w:r>
+        <w:rPr>
+          <w:rFonts w:hint="eastAsia"/>
+          <w:lang w:val="en-US" w:eastAsia="zh-CN"/>
+        </w:rPr>
+        <w:t>传统</w:t>
+      </w:r>
+      <w:bookmarkStart w:id="0" w:name="_GoBack"/>
+      <w:bookmarkEnd w:id="0"/>
+      <w:r>
+        <w:rPr>
+          <w:rFonts w:hint="default"/>
+          <w:lang w:val="en-US" w:eastAsia="zh-CN"/>
+        </w:rPr>
+        <w:t>JSON参数得以解决，这提醒我实际工程中熟悉平台规范同样重要。整体而言，本次实验从算法理解到平台实践形成了完整闭环，为后续图数据分析工作积累了有益经验。</w:t>
+      </w:r>
     </w:p>
     <w:sectPr>
       <w:pgSz w:w="11906" w:h="16838"/>
@@ -1405,36 +2126,12 @@
 </w:document>
 </file>
 
-<file path=word/numbering.xml><?xml version="1.0" encoding="utf-8"?>
-<w:numbering xmlns:wpc="http://schemas.microsoft.com/office/word/2010/wordprocessingCanvas" xmlns:mc="http://schemas.openxmlformats.org/markup-compatibility/2006" xmlns:o="urn:schemas-microsoft-com:office:office" xmlns:r="http://schemas.openxmlformats.org/officeDocument/2006/relationships" xmlns:m="http://schemas.openxmlformats.org/officeDocument/2006/math" xmlns:v="urn:schemas-microsoft-com:vml" xmlns:wp14="http://schemas.microsoft.com/office/word/2010/wordprocessingDrawing" xmlns:wp="http://schemas.openxmlformats.org/drawingml/2006/wordprocessingDrawing" xmlns:w10="urn:schemas-microsoft-com:office:word" xmlns:w="http://schemas.openxmlformats.org/wordprocessingml/2006/main" xmlns:w14="http://schemas.microsoft.com/office/word/2010/wordml" xmlns:wpg="http://schemas.microsoft.com/office/word/2010/wordprocessingGroup" xmlns:wpi="http://schemas.microsoft.com/office/word/2010/wordprocessingInk" xmlns:wne="http://schemas.microsoft.com/office/word/2006/wordml" xmlns:wps="http://schemas.microsoft.com/office/word/2010/wordprocessingShape" xmlns:wpsCustomData="http://www.wps.cn/officeDocument/2013/wpsCustomData" mc:Ignorable="w14 wp14">
-  <w:abstractNum w:abstractNumId="0">
-    <w:nsid w:val="D6AA86C7"/>
-    <w:multiLevelType w:val="singleLevel"/>
-    <w:tmpl w:val="D6AA86C7"/>
-    <w:lvl w:ilvl="0" w:tentative="0">
-      <w:start w:val="2"/>
-      <w:numFmt w:val="decimal"/>
-      <w:lvlText w:val="%1."/>
-      <w:lvlJc w:val="left"/>
-      <w:pPr>
-        <w:tabs>
-          <w:tab w:val="left" w:pos="312"/>
-        </w:tabs>
-      </w:pPr>
-    </w:lvl>
-  </w:abstractNum>
-  <w:num w:numId="1">
-    <w:abstractNumId w:val="0"/>
-  </w:num>
-</w:numbering>
-</file>
-
 <file path=word/styles.xml><?xml version="1.0" encoding="utf-8"?>
 <w:styles xmlns:mc="http://schemas.openxmlformats.org/markup-compatibility/2006" xmlns:o="urn:schemas-microsoft-com:office:office" xmlns:r="http://schemas.openxmlformats.org/officeDocument/2006/relationships" xmlns:m="http://schemas.openxmlformats.org/officeDocument/2006/math" xmlns:v="urn:schemas-microsoft-com:vml" xmlns:w="http://schemas.openxmlformats.org/wordprocessingml/2006/main" xmlns:w14="http://schemas.microsoft.com/office/word/2010/wordml" xmlns:w10="urn:schemas-microsoft-com:office:word" xmlns:sl="http://schemas.openxmlformats.org/schemaLibrary/2006/main" xmlns:wpsCustomData="http://www.wps.cn/officeDocument/2013/wpsCustomData" mc:Ignorable="w14">
   <w:docDefaults>
     <w:rPrDefault>
       <w:rPr>
-        <w:rFonts w:asciiTheme="minorHAnsi" w:hAnsiTheme="minorHAnsi" w:eastAsiaTheme="minorEastAsia" w:cstheme="minorBidi"/>
+        <w:rFonts w:ascii="Times New Roman" w:hAnsi="Times New Roman" w:eastAsia="宋体" w:cs="Times New Roman"/>
       </w:rPr>
     </w:rPrDefault>
     <w:pPrDefault/>
@@ -1445,8 +2142,8 @@
     <w:lsdException w:qFormat="1" w:uiPriority="0" w:semiHidden="0" w:name="heading 2"/>
     <w:lsdException w:qFormat="1" w:uiPriority="0" w:semiHidden="0" w:name="heading 3"/>
     <w:lsdException w:qFormat="1" w:uiPriority="0" w:semiHidden="0" w:name="heading 4"/>
-    <w:lsdException w:qFormat="1" w:uiPriority="0" w:name="heading 5"/>
-    <w:lsdException w:qFormat="1" w:uiPriority="0" w:name="heading 6"/>
+    <w:lsdException w:qFormat="1" w:uiPriority="0" w:semiHidden="0" w:name="heading 5"/>
+    <w:lsdException w:qFormat="1" w:uiPriority="0" w:semiHidden="0" w:name="heading 6"/>
     <w:lsdException w:qFormat="1" w:uiPriority="0" w:name="heading 7"/>
     <w:lsdException w:qFormat="1" w:uiPriority="0" w:name="heading 8"/>
     <w:lsdException w:qFormat="1" w:uiPriority="0" w:name="heading 9"/>
@@ -1698,7 +2395,7 @@
       <w:jc w:val="both"/>
     </w:pPr>
     <w:rPr>
-      <w:rFonts w:asciiTheme="minorHAnsi" w:hAnsiTheme="minorHAnsi" w:eastAsiaTheme="minorEastAsia" w:cstheme="minorBidi"/>
+      <w:rFonts w:ascii="Times New Roman" w:hAnsi="Times New Roman" w:eastAsiaTheme="minorEastAsia" w:cstheme="minorBidi"/>
       <w:kern w:val="2"/>
       <w:sz w:val="21"/>
       <w:szCs w:val="24"/>
@@ -1779,13 +2476,50 @@
       <w:sz w:val="28"/>
     </w:rPr>
   </w:style>
-  <w:style w:type="character" w:default="1" w:styleId="7">
+  <w:style w:type="paragraph" w:styleId="6">
+    <w:name w:val="heading 5"/>
+    <w:basedOn w:val="1"/>
+    <w:next w:val="1"/>
+    <w:unhideWhenUsed/>
+    <w:qFormat/>
+    <w:uiPriority w:val="0"/>
+    <w:pPr>
+      <w:keepNext/>
+      <w:keepLines/>
+      <w:spacing w:before="280" w:beforeLines="0" w:beforeAutospacing="0" w:after="290" w:afterLines="0" w:afterAutospacing="0" w:line="372" w:lineRule="auto"/>
+      <w:outlineLvl w:val="4"/>
+    </w:pPr>
+    <w:rPr>
+      <w:b/>
+      <w:sz w:val="28"/>
+    </w:rPr>
+  </w:style>
+  <w:style w:type="paragraph" w:styleId="7">
+    <w:name w:val="heading 6"/>
+    <w:basedOn w:val="1"/>
+    <w:next w:val="1"/>
+    <w:unhideWhenUsed/>
+    <w:qFormat/>
+    <w:uiPriority w:val="0"/>
+    <w:pPr>
+      <w:keepNext/>
+      <w:keepLines/>
+      <w:spacing w:before="240" w:beforeLines="0" w:beforeAutospacing="0" w:after="64" w:afterLines="0" w:afterAutospacing="0" w:line="317" w:lineRule="auto"/>
+      <w:outlineLvl w:val="5"/>
+    </w:pPr>
+    <w:rPr>
+      <w:rFonts w:ascii="Arial" w:hAnsi="Arial" w:eastAsia="黑体"/>
+      <w:b/>
+      <w:sz w:val="24"/>
+    </w:rPr>
+  </w:style>
+  <w:style w:type="character" w:default="1" w:styleId="9">
     <w:name w:val="Default Paragraph Font"/>
     <w:semiHidden/>
     <w:qFormat/>
     <w:uiPriority w:val="0"/>
   </w:style>
-  <w:style w:type="table" w:default="1" w:styleId="6">
+  <w:style w:type="table" w:default="1" w:styleId="8">
     <w:name w:val="Normal Table"/>
     <w:semiHidden/>
     <w:qFormat/>
@@ -1798,6 +2532,24 @@
         <w:right w:w="108" w:type="dxa"/>
       </w:tblCellMar>
     </w:tblPr>
+  </w:style>
+  <w:style w:type="character" w:styleId="10">
+    <w:name w:val="Strong"/>
+    <w:basedOn w:val="9"/>
+    <w:qFormat/>
+    <w:uiPriority w:val="0"/>
+    <w:rPr>
+      <w:b/>
+    </w:rPr>
+  </w:style>
+  <w:style w:type="character" w:styleId="11">
+    <w:name w:val="HTML Code"/>
+    <w:basedOn w:val="9"/>
+    <w:uiPriority w:val="0"/>
+    <w:rPr>
+      <w:rFonts w:ascii="Courier New" w:hAnsi="Courier New"/>
+      <w:sz w:val="20"/>
+    </w:rPr>
   </w:style>
 </w:styles>
 </file>
